--- a/docx_resources/Вечірня-Утреня/В,У - Квітна Тріодь/pascha-3/3-3-ВУ.docx
+++ b/docx_resources/Вечірня-Утреня/В,У - Квітна Тріодь/pascha-3/3-3-ВУ.docx
@@ -44,7 +44,7 @@
     </w:p>
     <w:p>
       <w:pPr>
-        <w:pStyle w:val="Heading1"/>
+        <w:pStyle w:val="1"/>
         <w:spacing w:after="120"/>
         <w:jc w:val="center"/>
         <w:rPr>
@@ -56,7 +56,6 @@
         <w:rPr>
           <w:rFonts w:ascii="Times New Roman" w:hAnsi="Times New Roman" w:cs="Times New Roman"/>
           <w:b/>
-          <w:sz w:val="24"/>
         </w:rPr>
         <w:t>ВЕЧІРНЯ</w:t>
       </w:r>
@@ -398,7 +397,7 @@
     </w:p>
     <w:p>
       <w:pPr>
-        <w:pStyle w:val="Heading2"/>
+        <w:pStyle w:val="2"/>
         <w:spacing w:before="0" w:after="120"/>
         <w:jc w:val="center"/>
         <w:rPr>
@@ -471,14 +470,14 @@
           <w:rFonts w:ascii="Times New Roman" w:hAnsi="Times New Roman"/>
           <w:sz w:val="24"/>
         </w:rPr>
-        <w:t>Із хмар собі́ ро́биш колісни́</w:t>
-      </w:r>
-      <w:r>
-        <w:rPr>
-          <w:rFonts w:ascii="Times New Roman" w:hAnsi="Times New Roman"/>
-          <w:sz w:val="24"/>
-        </w:rPr>
-        <w:t>цю,* хо́диш на кри́лах ві́тру.</w:t>
+        <w:t>Із хмар собі́ ро́би</w:t>
+      </w:r>
+      <w:r>
+        <w:rPr>
+          <w:rFonts w:ascii="Times New Roman" w:hAnsi="Times New Roman"/>
+          <w:sz w:val="24"/>
+        </w:rPr>
+        <w:t>ш колісни́цю,* хо́диш на кри́лах ві́тру.</w:t>
       </w:r>
     </w:p>
     <w:p>
@@ -517,27 +516,27 @@
           <w:rFonts w:ascii="Times New Roman" w:hAnsi="Times New Roman"/>
           <w:sz w:val="24"/>
         </w:rPr>
-        <w:t>Безо́днею, немо́в оде́жею, покри́в її́,* по́над го́рами ста́ли во́ди.</w:t>
-      </w:r>
-    </w:p>
-    <w:p>
-      <w:pPr>
-        <w:spacing w:after="120"/>
-        <w:jc w:val="both"/>
-      </w:pPr>
-      <w:r>
-        <w:rPr>
-          <w:rFonts w:ascii="Times New Roman" w:hAnsi="Times New Roman"/>
-          <w:sz w:val="24"/>
-        </w:rPr>
-        <w:t>Пе</w:t>
-      </w:r>
-      <w:r>
-        <w:rPr>
-          <w:rFonts w:ascii="Times New Roman" w:hAnsi="Times New Roman"/>
-          <w:sz w:val="24"/>
-        </w:rPr>
-        <w:t>́ред погро́зою Твоє́ю вони́ тіка́ли,* пе́ред го́лосом гро́му Твого́ тремті́ли.</w:t>
+        <w:t xml:space="preserve">Безо́днею, немо́в оде́жею, покри́в її́,* по́над го́рами </w:t>
+      </w:r>
+      <w:r>
+        <w:rPr>
+          <w:rFonts w:ascii="Times New Roman" w:hAnsi="Times New Roman"/>
+          <w:sz w:val="24"/>
+        </w:rPr>
+        <w:t>ста́ли во́ди.</w:t>
+      </w:r>
+    </w:p>
+    <w:p>
+      <w:pPr>
+        <w:spacing w:after="120"/>
+        <w:jc w:val="both"/>
+      </w:pPr>
+      <w:r>
+        <w:rPr>
+          <w:rFonts w:ascii="Times New Roman" w:hAnsi="Times New Roman"/>
+          <w:sz w:val="24"/>
+        </w:rPr>
+        <w:t>Пе́ред погро́зою Твоє́ю вони́ тіка́ли,* пе́ред го́лосом гро́му Твого́ тремті́ли.</w:t>
       </w:r>
     </w:p>
     <w:p>
@@ -576,7 +575,14 @@
           <w:rFonts w:ascii="Times New Roman" w:hAnsi="Times New Roman"/>
           <w:sz w:val="24"/>
         </w:rPr>
-        <w:t>Джере́ла посила́єш у рі́ки,* які́ течу́ть по́між го́рами.</w:t>
+        <w:t xml:space="preserve">Джере́ла посила́єш у </w:t>
+      </w:r>
+      <w:r>
+        <w:rPr>
+          <w:rFonts w:ascii="Times New Roman" w:hAnsi="Times New Roman"/>
+          <w:sz w:val="24"/>
+        </w:rPr>
+        <w:t>рі́ки,* які́ течу́ть по́між го́рами.</w:t>
       </w:r>
     </w:p>
     <w:p>
@@ -602,27 +608,28 @@
           <w:rFonts w:ascii="Times New Roman" w:hAnsi="Times New Roman"/>
           <w:sz w:val="24"/>
         </w:rPr>
-        <w:t>Над ни́ми ку́блиться небе́сне пта́ство,*</w:t>
-      </w:r>
-      <w:r>
-        <w:rPr>
-          <w:rFonts w:ascii="Times New Roman" w:hAnsi="Times New Roman"/>
-          <w:sz w:val="24"/>
-        </w:rPr>
-        <w:t xml:space="preserve"> з-по́між гілля́к дає́ свій го́лос.</w:t>
-      </w:r>
-    </w:p>
-    <w:p>
-      <w:pPr>
-        <w:spacing w:after="120"/>
-        <w:jc w:val="both"/>
-      </w:pPr>
-      <w:r>
-        <w:rPr>
-          <w:rFonts w:ascii="Times New Roman" w:hAnsi="Times New Roman"/>
-          <w:sz w:val="24"/>
-        </w:rPr>
-        <w:t>Ти напува́єш го́ри з Твої́х го́рниць,* земля́ наси́чується пло́дом діл Твої́х.</w:t>
+        <w:lastRenderedPageBreak/>
+        <w:t>Над ни́ми ку́блиться небе́сне пта́ство,* з-по́між гілля́к дає́ свій го́лос.</w:t>
+      </w:r>
+    </w:p>
+    <w:p>
+      <w:pPr>
+        <w:spacing w:after="120"/>
+        <w:jc w:val="both"/>
+      </w:pPr>
+      <w:r>
+        <w:rPr>
+          <w:rFonts w:ascii="Times New Roman" w:hAnsi="Times New Roman"/>
+          <w:sz w:val="24"/>
+        </w:rPr>
+        <w:t>Ти напува́єш го́ри з Твої́х го́рниць,* земля́ наси́чується</w:t>
+      </w:r>
+      <w:r>
+        <w:rPr>
+          <w:rFonts w:ascii="Times New Roman" w:hAnsi="Times New Roman"/>
+          <w:sz w:val="24"/>
+        </w:rPr>
+        <w:t xml:space="preserve"> пло́дом діл Твої́х.</w:t>
       </w:r>
     </w:p>
     <w:p>
@@ -648,27 +655,27 @@
           <w:rFonts w:ascii="Times New Roman" w:hAnsi="Times New Roman"/>
           <w:sz w:val="24"/>
         </w:rPr>
-        <w:t>Вино́, що се́рце лю́дське звеселя́є, олі́ю, щоб від не</w:t>
-      </w:r>
-      <w:r>
-        <w:rPr>
-          <w:rFonts w:ascii="Times New Roman" w:hAnsi="Times New Roman"/>
-          <w:sz w:val="24"/>
-        </w:rPr>
-        <w:t>́ї ясні́ло обли́ччя,* і хліб, що скрі́плює се́рце лю́дське.</w:t>
-      </w:r>
-    </w:p>
-    <w:p>
-      <w:pPr>
-        <w:spacing w:after="120"/>
-        <w:jc w:val="both"/>
-      </w:pPr>
-      <w:r>
-        <w:rPr>
-          <w:rFonts w:ascii="Times New Roman" w:hAnsi="Times New Roman"/>
-          <w:sz w:val="24"/>
-        </w:rPr>
-        <w:t>Наси́чуються дере́ва Госпо́дні,* ке́дри лива́нські, що посади́в їх.</w:t>
+        <w:t>Вино́, що се́рце лю́дське звеселя́є, олі́ю, щоб від не́ї ясні́ло обли́ччя,* і хліб, що скрі́плює се́рце лю́дське.</w:t>
+      </w:r>
+    </w:p>
+    <w:p>
+      <w:pPr>
+        <w:spacing w:after="120"/>
+        <w:jc w:val="both"/>
+      </w:pPr>
+      <w:r>
+        <w:rPr>
+          <w:rFonts w:ascii="Times New Roman" w:hAnsi="Times New Roman"/>
+          <w:sz w:val="24"/>
+        </w:rPr>
+        <w:t xml:space="preserve">Наси́чуються дере́ва </w:t>
+      </w:r>
+      <w:r>
+        <w:rPr>
+          <w:rFonts w:ascii="Times New Roman" w:hAnsi="Times New Roman"/>
+          <w:sz w:val="24"/>
+        </w:rPr>
+        <w:t>Госпо́дні,* ке́дри лива́нські, що посади́в їх.</w:t>
       </w:r>
     </w:p>
     <w:p>
@@ -707,27 +714,27 @@
           <w:rFonts w:ascii="Times New Roman" w:hAnsi="Times New Roman"/>
           <w:sz w:val="24"/>
         </w:rPr>
-        <w:t>Т</w:t>
-      </w:r>
-      <w:r>
-        <w:rPr>
-          <w:rFonts w:ascii="Times New Roman" w:hAnsi="Times New Roman"/>
-          <w:sz w:val="24"/>
-        </w:rPr>
-        <w:t>и створи́в мі́сяць, щоб значи́ти по́ри;* со́нце зна́є свій за́хід.</w:t>
-      </w:r>
-    </w:p>
-    <w:p>
-      <w:pPr>
-        <w:spacing w:after="120"/>
-        <w:jc w:val="both"/>
-      </w:pPr>
-      <w:r>
-        <w:rPr>
-          <w:rFonts w:ascii="Times New Roman" w:hAnsi="Times New Roman"/>
-          <w:sz w:val="24"/>
-        </w:rPr>
-        <w:t>Наво́диш те́мряву, і ніч надхо́дить,* що в ній вору́шаться усі́ зві́рі дібро́вні.</w:t>
+        <w:t>Ти створи́в мі́сяць, щоб значи́ти по́ри;* со́нце зна́є свій за́хід.</w:t>
+      </w:r>
+    </w:p>
+    <w:p>
+      <w:pPr>
+        <w:spacing w:after="120"/>
+        <w:jc w:val="both"/>
+      </w:pPr>
+      <w:r>
+        <w:rPr>
+          <w:rFonts w:ascii="Times New Roman" w:hAnsi="Times New Roman"/>
+          <w:sz w:val="24"/>
+        </w:rPr>
+        <w:t>Наво́диш те́мряв</w:t>
+      </w:r>
+      <w:r>
+        <w:rPr>
+          <w:rFonts w:ascii="Times New Roman" w:hAnsi="Times New Roman"/>
+          <w:sz w:val="24"/>
+        </w:rPr>
+        <w:t>у, і ніч надхо́дить,* що в ній вору́шаться усі́ зві́рі дібро́вні.</w:t>
       </w:r>
     </w:p>
     <w:p>
@@ -753,27 +760,27 @@
           <w:rFonts w:ascii="Times New Roman" w:hAnsi="Times New Roman"/>
           <w:sz w:val="24"/>
         </w:rPr>
-        <w:t>Хова́ються, як ті́льки зі́йд</w:t>
-      </w:r>
-      <w:r>
-        <w:rPr>
-          <w:rFonts w:ascii="Times New Roman" w:hAnsi="Times New Roman"/>
-          <w:sz w:val="24"/>
-        </w:rPr>
-        <w:t>е со́нце,* ляга́ють у свої́х но́рах.</w:t>
-      </w:r>
-    </w:p>
-    <w:p>
-      <w:pPr>
-        <w:spacing w:after="120"/>
-        <w:jc w:val="both"/>
-      </w:pPr>
-      <w:r>
-        <w:rPr>
-          <w:rFonts w:ascii="Times New Roman" w:hAnsi="Times New Roman"/>
-          <w:sz w:val="24"/>
-        </w:rPr>
-        <w:t>Вихо́дить люди́на до свого́ ді́ла,* і до своє́ї пра́ці аж до ве́чора.</w:t>
+        <w:t>Хова́ються, як ті́льки зі́йде со́нце,* ляга́ють у свої́х но́рах.</w:t>
+      </w:r>
+    </w:p>
+    <w:p>
+      <w:pPr>
+        <w:spacing w:after="120"/>
+        <w:jc w:val="both"/>
+      </w:pPr>
+      <w:r>
+        <w:rPr>
+          <w:rFonts w:ascii="Times New Roman" w:hAnsi="Times New Roman"/>
+          <w:sz w:val="24"/>
+        </w:rPr>
+        <w:t>Вихо́дить люди́на до свого́ ді́ла,* і до своє́</w:t>
+      </w:r>
+      <w:r>
+        <w:rPr>
+          <w:rFonts w:ascii="Times New Roman" w:hAnsi="Times New Roman"/>
+          <w:sz w:val="24"/>
+        </w:rPr>
+        <w:t>ї пра́ці аж до ве́чора.</w:t>
       </w:r>
     </w:p>
     <w:p>
@@ -799,27 +806,27 @@
           <w:rFonts w:ascii="Times New Roman" w:hAnsi="Times New Roman"/>
           <w:sz w:val="24"/>
         </w:rPr>
-        <w:t>Ось мо́ре вели́ке, преширо́ке,* у ньо́му плаз</w:t>
-      </w:r>
-      <w:r>
-        <w:rPr>
-          <w:rFonts w:ascii="Times New Roman" w:hAnsi="Times New Roman"/>
-          <w:sz w:val="24"/>
-        </w:rPr>
-        <w:t>уні́в без лі́ку, зві́рів мали́х і вели́ких.</w:t>
-      </w:r>
-    </w:p>
-    <w:p>
-      <w:pPr>
-        <w:spacing w:after="120"/>
-        <w:jc w:val="both"/>
-      </w:pPr>
-      <w:r>
-        <w:rPr>
-          <w:rFonts w:ascii="Times New Roman" w:hAnsi="Times New Roman"/>
-          <w:sz w:val="24"/>
-        </w:rPr>
-        <w:t>Там кораблі́ прохо́дять,* є і левіята́н, яко́го Ти створи́в, щоб ним ба́витися.</w:t>
+        <w:t>Ось мо́ре вели́ке, преширо́ке,* у ньо́му плазуні́в без лі́ку, зві́рів мали́х і вели́ких.</w:t>
+      </w:r>
+    </w:p>
+    <w:p>
+      <w:pPr>
+        <w:spacing w:after="120"/>
+        <w:jc w:val="both"/>
+      </w:pPr>
+      <w:r>
+        <w:rPr>
+          <w:rFonts w:ascii="Times New Roman" w:hAnsi="Times New Roman"/>
+          <w:sz w:val="24"/>
+        </w:rPr>
+        <w:t xml:space="preserve">Там кораблі́ прохо́дять,* є і левіята́н, </w:t>
+      </w:r>
+      <w:r>
+        <w:rPr>
+          <w:rFonts w:ascii="Times New Roman" w:hAnsi="Times New Roman"/>
+          <w:sz w:val="24"/>
+        </w:rPr>
+        <w:t>яко́го Ти створи́в, щоб ним ба́витися.</w:t>
       </w:r>
     </w:p>
     <w:p>
@@ -845,27 +852,27 @@
           <w:rFonts w:ascii="Times New Roman" w:hAnsi="Times New Roman"/>
           <w:sz w:val="24"/>
         </w:rPr>
-        <w:t>Коли́ дає́ш їм, вони́ її́ збира́ють,* як розту́люєш Твою́ ру́ку, во</w:t>
-      </w:r>
-      <w:r>
-        <w:rPr>
-          <w:rFonts w:ascii="Times New Roman" w:hAnsi="Times New Roman"/>
-          <w:sz w:val="24"/>
-        </w:rPr>
-        <w:t>ни́ наси́чуються бла́гом.</w:t>
-      </w:r>
-    </w:p>
-    <w:p>
-      <w:pPr>
-        <w:spacing w:after="120"/>
-        <w:jc w:val="both"/>
-      </w:pPr>
-      <w:r>
-        <w:rPr>
-          <w:rFonts w:ascii="Times New Roman" w:hAnsi="Times New Roman"/>
-          <w:sz w:val="24"/>
-        </w:rPr>
-        <w:t>Вони́ бенте́жаться, коли́ хова́єш вид Свій;* як забира́єш дух у них, вони́ ги́нуть і поверта́ються у свій по́рох.</w:t>
+        <w:t>Коли́ дає́ш їм, вони́ її́ збира́ють,* як розту́люєш Твою́ ру́ку, вони́ наси́чуються бла́гом.</w:t>
+      </w:r>
+    </w:p>
+    <w:p>
+      <w:pPr>
+        <w:spacing w:after="120"/>
+        <w:jc w:val="both"/>
+      </w:pPr>
+      <w:r>
+        <w:rPr>
+          <w:rFonts w:ascii="Times New Roman" w:hAnsi="Times New Roman"/>
+          <w:sz w:val="24"/>
+        </w:rPr>
+        <w:t>Вони́ бенте́жаться, коли́ хова́єш вид Свій;* як забира́єш д</w:t>
+      </w:r>
+      <w:r>
+        <w:rPr>
+          <w:rFonts w:ascii="Times New Roman" w:hAnsi="Times New Roman"/>
+          <w:sz w:val="24"/>
+        </w:rPr>
+        <w:t>ух у них, вони́ ги́нуть і поверта́ються у свій по́рох.</w:t>
       </w:r>
     </w:p>
     <w:p>
@@ -904,7 +911,14 @@
           <w:rFonts w:ascii="Times New Roman" w:hAnsi="Times New Roman"/>
           <w:sz w:val="24"/>
         </w:rPr>
-        <w:t>Спогля́не Він на зе́млю, і вона́ стряса́ється,* торкне́ться гір, вони́ диму́ють.</w:t>
+        <w:t>Спогля́не Він на зе́млю, і вона́ стряса́ється,* тор</w:t>
+      </w:r>
+      <w:r>
+        <w:rPr>
+          <w:rFonts w:ascii="Times New Roman" w:hAnsi="Times New Roman"/>
+          <w:sz w:val="24"/>
+        </w:rPr>
+        <w:t>кне́ться гір, вони́ диму́ють.</w:t>
       </w:r>
     </w:p>
     <w:p>
@@ -943,14 +957,14 @@
           <w:rFonts w:ascii="Times New Roman" w:hAnsi="Times New Roman"/>
           <w:sz w:val="24"/>
         </w:rPr>
-        <w:t xml:space="preserve">Неха́й грі́шники </w:t>
-      </w:r>
-      <w:r>
-        <w:rPr>
-          <w:rFonts w:ascii="Times New Roman" w:hAnsi="Times New Roman"/>
-          <w:sz w:val="24"/>
-        </w:rPr>
-        <w:t>з землі ще́знуть, і беззако́нних бі́льше неха́й не бу́де.* Благослови́, душе́ моя́, Го́спода.</w:t>
+        <w:t xml:space="preserve">Неха́й грі́шники з землі ще́знуть, і беззако́нних бі́льше </w:t>
+      </w:r>
+      <w:r>
+        <w:rPr>
+          <w:rFonts w:ascii="Times New Roman" w:hAnsi="Times New Roman"/>
+          <w:sz w:val="24"/>
+        </w:rPr>
+        <w:t>неха́й не бу́де.* Благослови́, душе́ моя́, Го́спода.</w:t>
       </w:r>
     </w:p>
     <w:p>
@@ -989,14 +1003,14 @@
           <w:rFonts w:ascii="Times New Roman" w:hAnsi="Times New Roman"/>
           <w:sz w:val="24"/>
         </w:rPr>
-        <w:t>Сла́ва Отцю́, і Си́ну, і Свято</w:t>
-      </w:r>
-      <w:r>
-        <w:rPr>
-          <w:rFonts w:ascii="Times New Roman" w:hAnsi="Times New Roman"/>
-          <w:sz w:val="24"/>
-        </w:rPr>
-        <w:t>́му Ду́хові,* І ни́ні, і повсякча́с, і на ві́ки вікі́в. Амі́нь.</w:t>
+        <w:t>Сла́ва Отцю́, і Си́ну, і Свято́му Ду́хові,* І ни́ні, і повсякча́с, і на</w:t>
+      </w:r>
+      <w:r>
+        <w:rPr>
+          <w:rFonts w:ascii="Times New Roman" w:hAnsi="Times New Roman"/>
+          <w:sz w:val="24"/>
+        </w:rPr>
+        <w:t xml:space="preserve"> ві́ки вікі́в. Амі́нь.</w:t>
       </w:r>
     </w:p>
     <w:p>
@@ -1034,7 +1048,7 @@
     </w:p>
     <w:p>
       <w:pPr>
-        <w:pStyle w:val="Heading3"/>
+        <w:pStyle w:val="3"/>
         <w:spacing w:before="0" w:after="120"/>
         <w:jc w:val="center"/>
         <w:rPr>
@@ -1050,7 +1064,6 @@
           <w:b/>
           <w:i/>
           <w:color w:val="FF0000"/>
-          <w:sz w:val="24"/>
         </w:rPr>
         <w:t>Вечірні молитви</w:t>
       </w:r>
@@ -1102,7 +1115,16 @@
           <w:sz w:val="24"/>
           <w:szCs w:val="24"/>
         </w:rPr>
-        <w:t xml:space="preserve"> Господи щедрий і милосердний, довготерпеливий і многомилостивий! Вислухай молитви наші і зверни увагу на голос моління нашого і яви нам знак милости твоєї, наведи нас на дорогу твою, щоб ходили ми в твоїй правді. Звесели серця наші, щоб ми боялись імення твого святого, бо ти великий і твориш чуда; ти Бог єдиний і немає подібного тобі між богами, Господи. Ти сильний у милості і добрий у силі, аби допомагати й утішати, і спасати всіх, хто на ім'я твоє святе уповає. Бо тобі належить усяка слава, честь і поклоніння: Отцю, Сину, і Святому Духові, нині і повсякчас, і на віки віків. Амінь.</w:t>
+        <w:t xml:space="preserve"> Господи щедрий і милосердний, довготерпеливий і многомилостивий! Вислухай молитви наші і зверни увагу на голос моління нашого і яви нам знак милости твоєї, наведи нас на дорогу твою, щоб ходили ми в твоїй правді. Звесели серця наші, щоб ми боялись імення твого святого, бо ти великий і твориш чуда; ти Бог єдиний і немає подібного тобі </w:t>
+      </w:r>
+      <w:r>
+        <w:rPr>
+          <w:rFonts w:ascii="Times New Roman" w:hAnsi="Times New Roman" w:cs="Times New Roman"/>
+          <w:sz w:val="24"/>
+          <w:szCs w:val="24"/>
+        </w:rPr>
+        <w:lastRenderedPageBreak/>
+        <w:t>між богами, Господи. Ти сильний у милості і добрий у силі, аби допомагати й утішати, і спасати всіх, хто на ім'я твоє святе уповає. Бо тобі належить усяка слава, честь і поклоніння: Отцю, Сину, і Святому Духові, нині і повсякчас, і на віки віків. Амінь.</w:t>
       </w:r>
     </w:p>
     <w:p>
@@ -1298,25 +1320,34 @@
           <w:sz w:val="24"/>
           <w:szCs w:val="24"/>
         </w:rPr>
-        <w:t xml:space="preserve"> Боже великий і вишній, в тебе одного є безсмертність і в світлі живеш недоступнім. Ти все створіння мудро створив, відокремив світло від темряви і сонце поклав, щоб правити днем, а місяць і зорі, щоб володіли ніччю, нас же грішних вчинив достойними і в теперішню годину стати перед твоїм обличчям, щоб тебе визнавати і принести тобі вечірнє славослов'я. Направ, Людинолюбче, молитву нашу, немов кадило, перед тобою і прийми її, як благовонний запах. Дай нам мирний цей вечір і близьку вже ніч; зодягни нас у броню світла; визволь нас від нічного страху і всякої речі, що в темряві з'являється, і дай сон, що його ти дарував на відпочинок нашій немічності, вільний від усякого маріння диявольського. Владико, давче добра, хай і на нашій постелі, бувши тобі милими, згадуємо вночі твоє ім'я і, просвічувані навчанням твоїх заповідей, встанемо в душевній радості до звеличування твоєї доброти, приносячи твоєму милосердю молитви і моління, за наші і всіх твоїх людей провини. Відвідай їх задля молитов святої Богородиці. Бо ти є добрий і людинолюбний Бог, і тобі віддаємо славу: Отцю, і Сину, і Святому Духові, нині і повсякчас, і на віки віків. Амінь.</w:t>
-      </w:r>
-    </w:p>
-    <w:p>
-      <w:pPr>
-        <w:spacing w:after="120"/>
-        <w:jc w:val="both"/>
-        <w:rPr>
-          <w:rFonts w:ascii="Times New Roman" w:hAnsi="Times New Roman" w:cs="Times New Roman"/>
-          <w:i/>
-          <w:color w:val="FF0000"/>
-          <w:sz w:val="24"/>
-          <w:szCs w:val="24"/>
-        </w:rPr>
-      </w:pPr>
-    </w:p>
-    <w:p>
-      <w:pPr>
-        <w:pStyle w:val="Heading3"/>
+        <w:t xml:space="preserve"> Боже великий і вишній, в тебе одного є безсмертність і в світлі живеш недоступнім. Ти все створіння мудро створив, відокремив світло від темряви і сонце поклав, щоб правити днем, а місяць і зорі, щоб володіли ніччю, нас же грішних вчинив достойними і в теперішню годину стати перед твоїм обличчям, щоб тебе визнавати і принести тобі вечірнє славослов'я. Направ, Людинолюбче, молитву нашу, немов кадило, перед тобою і прийми її, як благовонний запах. Дай нам мирний цей вечір і близьку вже ніч; зодягни нас у броню світла; визволь нас від нічного страху і всякої речі, що в темряві з'являється, і дай сон, що його ти дарував на відпочинок нашій немічності, вільний від усякого маріння диявольського. Владико, давче добра, хай і на нашій постелі, бувши тобі милими, згадуємо вночі твоє ім'я і, просвічувані навчанням твоїх заповідей, встанемо в душевній радості до звеличування твоєї доброти, приносячи твоєму милосердю молитви і моління, за наші і всіх твоїх людей провини. Відвідай їх задля молитов святої Богородиці. Бо ти є </w:t>
+      </w:r>
+      <w:r>
+        <w:rPr>
+          <w:rFonts w:ascii="Times New Roman" w:hAnsi="Times New Roman" w:cs="Times New Roman"/>
+          <w:sz w:val="24"/>
+          <w:szCs w:val="24"/>
+        </w:rPr>
+        <w:lastRenderedPageBreak/>
+        <w:t>добрий і людинолюбний Бог, і тобі віддаємо славу: Отцю, і Сину, і Святому Духові, нині і повсякчас, і на віки віків. Амінь.</w:t>
+      </w:r>
+    </w:p>
+    <w:p>
+      <w:pPr>
+        <w:spacing w:after="120"/>
+        <w:jc w:val="both"/>
+        <w:rPr>
+          <w:rFonts w:ascii="Times New Roman" w:hAnsi="Times New Roman" w:cs="Times New Roman"/>
+          <w:i/>
+          <w:color w:val="FF0000"/>
+          <w:sz w:val="24"/>
+          <w:szCs w:val="24"/>
+        </w:rPr>
+      </w:pPr>
+    </w:p>
+    <w:p>
+      <w:pPr>
+        <w:pStyle w:val="3"/>
         <w:spacing w:before="0" w:after="120"/>
         <w:jc w:val="center"/>
         <w:rPr>
@@ -1332,7 +1363,6 @@
           <w:b/>
           <w:i/>
           <w:color w:val="FF0000"/>
-          <w:sz w:val="24"/>
         </w:rPr>
         <w:t>Велика ектенія</w:t>
       </w:r>
@@ -1890,7 +1920,17 @@
           <w:szCs w:val="24"/>
           <w:u w:val="single"/>
         </w:rPr>
-        <w:t xml:space="preserve"> [Господи щедрий і милосердний, довготерпеливий і многомилостивий! Вислухай молитви наші і зверни увагу на голос моління нашого і яви нам знак милости твоєї, наведи нас на дорогу твою, щоб ходили ми в твоїй правді. Звесели серця наші, щоб ми боялись імення твого святого, бо ти великий і твориш чуда; ти Бог єдиний і немає подібного тобі між богами, Господи. Ти сильний у милості і добрий у силі, аби допомагати й утішати, і спасати всіх, хто на ім'я твоє святе уповає.]</w:t>
+        <w:t xml:space="preserve"> [Господи щедрий і милосердний, довготерпеливий і многомилостивий! Вислухай молитви наші і зверни увагу на голос моління нашого і яви нам знак милости твоєї, наведи нас на дорогу твою, щоб ходили ми в твоїй правді. Звесели серця наші, щоб ми боялись імення твого святого, бо ти великий і твориш чуда; ти Бог єдиний і немає подібного тобі </w:t>
+      </w:r>
+      <w:r>
+        <w:rPr>
+          <w:rFonts w:ascii="Times New Roman" w:hAnsi="Times New Roman" w:cs="Times New Roman"/>
+          <w:sz w:val="24"/>
+          <w:szCs w:val="24"/>
+          <w:u w:val="single"/>
+        </w:rPr>
+        <w:lastRenderedPageBreak/>
+        <w:t>між богами, Господи. Ти сильний у милості і добрий у силі, аби допомагати й утішати, і спасати всіх, хто на ім'я твоє святе уповає.]</w:t>
       </w:r>
     </w:p>
     <w:p>
@@ -1966,7 +2006,7 @@
     </w:p>
     <w:p>
       <w:pPr>
-        <w:pStyle w:val="Heading2"/>
+        <w:pStyle w:val="2"/>
         <w:spacing w:before="0" w:after="120"/>
         <w:jc w:val="center"/>
         <w:rPr>
@@ -2051,7 +2091,14 @@
           <w:rFonts w:ascii="Times New Roman" w:hAnsi="Times New Roman"/>
           <w:sz w:val="24"/>
         </w:rPr>
-        <w:t>Поста́в, Го́споди, мої́м уста́м сторо́жу;* до двере́й губ мої́х − ва́рту!</w:t>
+        <w:t>Поста́в, Го</w:t>
+      </w:r>
+      <w:r>
+        <w:rPr>
+          <w:rFonts w:ascii="Times New Roman" w:hAnsi="Times New Roman"/>
+          <w:sz w:val="24"/>
+        </w:rPr>
+        <w:t>́споди, мої́м уста́м сторо́жу;* до двере́й губ мої́х − ва́рту!</w:t>
       </w:r>
     </w:p>
     <w:p>
@@ -2090,27 +2137,27 @@
           <w:rFonts w:ascii="Times New Roman" w:hAnsi="Times New Roman"/>
           <w:sz w:val="24"/>
         </w:rPr>
-        <w:t>Неха́й пра́ведник по-до́брому б’є мене́ й виправля́є,* а олі́я грі́шного неха́й не нама́стить голови́ моє́ї.</w:t>
-      </w:r>
-    </w:p>
-    <w:p>
-      <w:pPr>
-        <w:spacing w:after="120"/>
-        <w:jc w:val="both"/>
-      </w:pPr>
-      <w:r>
-        <w:rPr>
-          <w:rFonts w:ascii="Times New Roman" w:hAnsi="Times New Roman"/>
-          <w:sz w:val="24"/>
-        </w:rPr>
-        <w:t>Я все-таки́ моли́тимусь,* незважа́ючи на ї́хн</w:t>
-      </w:r>
-      <w:r>
-        <w:rPr>
-          <w:rFonts w:ascii="Times New Roman" w:hAnsi="Times New Roman"/>
-          <w:sz w:val="24"/>
-        </w:rPr>
-        <w:t>і злі вчи́нки.</w:t>
+        <w:t xml:space="preserve">Неха́й пра́ведник </w:t>
+      </w:r>
+      <w:r>
+        <w:rPr>
+          <w:rFonts w:ascii="Times New Roman" w:hAnsi="Times New Roman"/>
+          <w:sz w:val="24"/>
+        </w:rPr>
+        <w:t>по-до́брому б’є мене́ й виправля́є,* а олі́я грі́шного неха́й не нама́стить голови́ моє́ї.</w:t>
+      </w:r>
+    </w:p>
+    <w:p>
+      <w:pPr>
+        <w:spacing w:after="120"/>
+        <w:jc w:val="both"/>
+      </w:pPr>
+      <w:r>
+        <w:rPr>
+          <w:rFonts w:ascii="Times New Roman" w:hAnsi="Times New Roman"/>
+          <w:sz w:val="24"/>
+        </w:rPr>
+        <w:t>Я все-таки́ моли́тимусь,* незважа́ючи на ї́хні злі вчи́нки.</w:t>
       </w:r>
     </w:p>
     <w:p>
@@ -2136,27 +2183,27 @@
           <w:rFonts w:ascii="Times New Roman" w:hAnsi="Times New Roman"/>
           <w:sz w:val="24"/>
         </w:rPr>
-        <w:t>Немо́вби хтось розби́в і розри́в зе́млю,* розки́дано ї́хні ко́сті пе́ред а́дом.</w:t>
-      </w:r>
-    </w:p>
-    <w:p>
-      <w:pPr>
-        <w:spacing w:after="120"/>
-        <w:jc w:val="both"/>
-      </w:pPr>
-      <w:r>
-        <w:rPr>
-          <w:rFonts w:ascii="Times New Roman" w:hAnsi="Times New Roman"/>
-          <w:sz w:val="24"/>
-        </w:rPr>
-        <w:t>Бо до Те́бе, Го́споди, мій Бо́же, мої́ о́чі;* до Те́бе прибіга́ю, не губи́ д</w:t>
-      </w:r>
-      <w:r>
-        <w:rPr>
-          <w:rFonts w:ascii="Times New Roman" w:hAnsi="Times New Roman"/>
-          <w:sz w:val="24"/>
-        </w:rPr>
-        <w:t>уші́ моє́ї.</w:t>
+        <w:t>Немо́вби хтось розби</w:t>
+      </w:r>
+      <w:r>
+        <w:rPr>
+          <w:rFonts w:ascii="Times New Roman" w:hAnsi="Times New Roman"/>
+          <w:sz w:val="24"/>
+        </w:rPr>
+        <w:t>́в і розри́в зе́млю,* розки́дано ї́хні ко́сті пе́ред а́дом.</w:t>
+      </w:r>
+    </w:p>
+    <w:p>
+      <w:pPr>
+        <w:spacing w:after="120"/>
+        <w:jc w:val="both"/>
+      </w:pPr>
+      <w:r>
+        <w:rPr>
+          <w:rFonts w:ascii="Times New Roman" w:hAnsi="Times New Roman"/>
+          <w:sz w:val="24"/>
+        </w:rPr>
+        <w:t>Бо до Те́бе, Го́споди, мій Бо́же, мої́ о́чі;* до Те́бе прибіга́ю, не губи́ душі́ моє́ї.</w:t>
       </w:r>
     </w:p>
     <w:p>
@@ -2182,7 +2229,14 @@
           <w:rFonts w:ascii="Times New Roman" w:hAnsi="Times New Roman"/>
           <w:sz w:val="24"/>
         </w:rPr>
-        <w:t>Неха́й грі́шники впаду́ть у вла́сні сі́ті всі ра́зом,* а я пройду́ безпе́чно.</w:t>
+        <w:t>Неха́й г</w:t>
+      </w:r>
+      <w:r>
+        <w:rPr>
+          <w:rFonts w:ascii="Times New Roman" w:hAnsi="Times New Roman"/>
+          <w:sz w:val="24"/>
+        </w:rPr>
+        <w:t>рі́шники впаду́ть у вла́сні сі́ті всі ра́зом,* а я пройду́ безпе́чно.</w:t>
       </w:r>
     </w:p>
     <w:p>
@@ -2211,14 +2265,7 @@
           <w:rFonts w:ascii="Times New Roman" w:hAnsi="Times New Roman"/>
           <w:sz w:val="24"/>
         </w:rPr>
-        <w:t>Я го́лосом мої́м до Го́спода взива́ю,* я го́лосом мої́м</w:t>
-      </w:r>
-      <w:r>
-        <w:rPr>
-          <w:rFonts w:ascii="Times New Roman" w:hAnsi="Times New Roman"/>
-          <w:sz w:val="24"/>
-        </w:rPr>
-        <w:t xml:space="preserve"> до Го́спода молю́ся.</w:t>
+        <w:t>Я го́лосом мої́м до Го́спода взива́ю,* я го́лосом мої́м до Го́спода молю́ся.</w:t>
       </w:r>
     </w:p>
     <w:p>
@@ -2244,27 +2291,27 @@
           <w:rFonts w:ascii="Times New Roman" w:hAnsi="Times New Roman"/>
           <w:sz w:val="24"/>
         </w:rPr>
-        <w:t>Коли́ триво́житься в мені́ дух мій, Ти знає́ш мою́ сте́жку.* На доро́зі, де я ступа́ю, та́йно розста́вили сильце́ на ме́не.</w:t>
-      </w:r>
-    </w:p>
-    <w:p>
-      <w:pPr>
-        <w:spacing w:after="120"/>
-        <w:jc w:val="both"/>
-      </w:pPr>
-      <w:r>
-        <w:rPr>
-          <w:rFonts w:ascii="Times New Roman" w:hAnsi="Times New Roman"/>
-          <w:sz w:val="24"/>
-        </w:rPr>
-        <w:t>Погля́нь право́руч і подиви́ся:* нема́ ніко́</w:t>
-      </w:r>
-      <w:r>
-        <w:rPr>
-          <w:rFonts w:ascii="Times New Roman" w:hAnsi="Times New Roman"/>
-          <w:sz w:val="24"/>
-        </w:rPr>
-        <w:t>го, хто дбав би за ме́не.</w:t>
+        <w:t>Коли́ триво́житься в мені́ дух м</w:t>
+      </w:r>
+      <w:r>
+        <w:rPr>
+          <w:rFonts w:ascii="Times New Roman" w:hAnsi="Times New Roman"/>
+          <w:sz w:val="24"/>
+        </w:rPr>
+        <w:t>ій, Ти знає́ш мою́ сте́жку.* На доро́зі, де я ступа́ю, та́йно розста́вили сильце́ на ме́не.</w:t>
+      </w:r>
+    </w:p>
+    <w:p>
+      <w:pPr>
+        <w:spacing w:after="120"/>
+        <w:jc w:val="both"/>
+      </w:pPr>
+      <w:r>
+        <w:rPr>
+          <w:rFonts w:ascii="Times New Roman" w:hAnsi="Times New Roman"/>
+          <w:sz w:val="24"/>
+        </w:rPr>
+        <w:t>Погля́нь право́руч і подиви́ся:* нема́ ніко́го, хто дбав би за ме́не.</w:t>
       </w:r>
     </w:p>
     <w:p>
@@ -2290,7 +2337,14 @@
           <w:rFonts w:ascii="Times New Roman" w:hAnsi="Times New Roman"/>
           <w:sz w:val="24"/>
         </w:rPr>
-        <w:t>До Те́бе, Го́споди, взива́ю й кажу́:* Ти моє́ прибі́жище, в землі́ живи́х Ти − моя́ до́ля!</w:t>
+        <w:t>До Те́бе, Го́споди, взив</w:t>
+      </w:r>
+      <w:r>
+        <w:rPr>
+          <w:rFonts w:ascii="Times New Roman" w:hAnsi="Times New Roman"/>
+          <w:sz w:val="24"/>
+        </w:rPr>
+        <w:t>а́ю й кажу́:* Ти моє́ прибі́жище, в землі́ живи́х Ти − моя́ до́ля!</w:t>
       </w:r>
     </w:p>
     <w:p>
@@ -2393,12 +2447,13 @@
           <w:rFonts w:ascii="Times New Roman" w:hAnsi="Times New Roman"/>
           <w:sz w:val="24"/>
         </w:rPr>
+        <w:lastRenderedPageBreak/>
         <w:t>Неха́й бу́дуть Твої́ ву́ха ува́жні,* до го́лосу бла́гання мого́.</w:t>
       </w:r>
     </w:p>
     <w:p>
       <w:pPr>
-        <w:pStyle w:val="Heading3"/>
+        <w:pStyle w:val="3"/>
         <w:spacing w:before="0" w:after="120"/>
         <w:jc w:val="center"/>
         <w:rPr>
@@ -2413,7 +2468,6 @@
           <w:b/>
           <w:i/>
           <w:color w:val="FF0000"/>
-          <w:sz w:val="24"/>
         </w:rPr>
         <w:t>Стихири</w:t>
       </w:r>
@@ -2927,7 +2981,7 @@
     </w:p>
     <w:p>
       <w:pPr>
-        <w:pStyle w:val="Heading2"/>
+        <w:pStyle w:val="2"/>
         <w:spacing w:before="0" w:after="120"/>
         <w:jc w:val="center"/>
         <w:rPr>
@@ -3006,7 +3060,15 @@
           <w:rFonts w:ascii="Times New Roman" w:hAnsi="Times New Roman"/>
           <w:sz w:val="24"/>
         </w:rPr>
-        <w:t>Сві́тло ти́хе свято́ї сла́ви безсме́ртного Отця́ небе́сного, свято́го, блаже́нного, Ісу́се Хри́сте, дожи́вши до за́ходу со́нця, ба́чивши сві́тло вечі́рнє, сла́вимо Отця́, і Си́на, і Свято́го Ду́ха – Бо́га. Досто́йно є повсякча́с прославля́ти Тебе́ голоса́ми побо́жними, Си́ну Бо́жий, що життя́ дає́ш усьому́ сві́ту, тому́ світ уве́сь сла́вить Тебе́.</w:t>
+        <w:t xml:space="preserve">Сві́тло ти́хе свято́ї сла́ви безсме́ртного Отця́ небе́сного, свято́го, блаже́нного, Ісу́се Хри́сте, дожи́вши до за́ходу со́нця, ба́чивши сві́тло вечі́рнє, сла́вимо Отця́, і Си́на, і </w:t>
+      </w:r>
+      <w:r>
+        <w:rPr>
+          <w:rFonts w:ascii="Times New Roman" w:hAnsi="Times New Roman"/>
+          <w:sz w:val="24"/>
+        </w:rPr>
+        <w:lastRenderedPageBreak/>
+        <w:t>Свято́го Ду́ха – Бо́га. Досто́йно є повсякча́с прославля́ти Тебе́ голоса́ми побо́жними, Си́ну Бо́жий, що життя́ дає́ш усьому́ сві́ту, тому́ світ уве́сь сла́вить Тебе́.</w:t>
       </w:r>
     </w:p>
     <w:p>
@@ -3098,7 +3160,7 @@
     </w:p>
     <w:p>
       <w:pPr>
-        <w:pStyle w:val="Heading3"/>
+        <w:pStyle w:val="3"/>
         <w:spacing w:before="0" w:after="120"/>
         <w:jc w:val="center"/>
         <w:rPr>
@@ -3113,7 +3175,6 @@
           <w:b/>
           <w:i/>
           <w:color w:val="FF0000"/>
-          <w:sz w:val="24"/>
         </w:rPr>
         <w:t>Прокімен</w:t>
       </w:r>
@@ -3122,14 +3183,12 @@
           <w:rFonts w:ascii="Times New Roman" w:eastAsia="Times New Roman" w:hAnsi="Times New Roman" w:cs="Times New Roman"/>
           <w:i/>
           <w:color w:val="FF0000"/>
-          <w:sz w:val="24"/>
         </w:rPr>
         <w:t>:</w:t>
       </w:r>
       <w:r>
         <w:rPr>
           <w:rFonts w:ascii="Times New Roman" w:hAnsi="Times New Roman"/>
-          <w:sz w:val="24"/>
         </w:rPr>
         <w:t xml:space="preserve"> </w:t>
       </w:r>
@@ -3138,7 +3197,6 @@
           <w:rFonts w:ascii="Times New Roman" w:eastAsia="Times New Roman" w:hAnsi="Times New Roman" w:cs="Times New Roman"/>
           <w:i/>
           <w:color w:val="FF0000"/>
-          <w:sz w:val="24"/>
         </w:rPr>
         <w:t>Псалом 22 (г. 1):</w:t>
       </w:r>
@@ -3217,7 +3275,7 @@
     </w:p>
     <w:p>
       <w:pPr>
-        <w:pStyle w:val="Heading3"/>
+        <w:pStyle w:val="3"/>
         <w:spacing w:before="0" w:after="120"/>
         <w:jc w:val="center"/>
         <w:rPr>
@@ -3233,7 +3291,6 @@
           <w:b/>
           <w:i/>
           <w:color w:val="FF0000"/>
-          <w:sz w:val="24"/>
         </w:rPr>
         <w:t>Сподоби, Господи</w:t>
       </w:r>
@@ -3441,7 +3498,7 @@
     </w:p>
     <w:p>
       <w:pPr>
-        <w:pStyle w:val="Heading3"/>
+        <w:pStyle w:val="3"/>
         <w:spacing w:before="0" w:after="120"/>
         <w:jc w:val="center"/>
         <w:rPr>
@@ -3457,7 +3514,6 @@
           <w:b/>
           <w:i/>
           <w:color w:val="FF0000"/>
-          <w:sz w:val="24"/>
         </w:rPr>
         <w:t>Прохальна єктенія</w:t>
       </w:r>
@@ -3731,6 +3787,7 @@
           <w:color w:val="FF4400"/>
           <w:sz w:val="24"/>
         </w:rPr>
+        <w:lastRenderedPageBreak/>
         <w:t>Вірні:</w:t>
       </w:r>
       <w:r>
@@ -4129,7 +4186,7 @@
     </w:p>
     <w:p>
       <w:pPr>
-        <w:pStyle w:val="Heading2"/>
+        <w:pStyle w:val="2"/>
         <w:spacing w:before="0" w:after="120"/>
         <w:jc w:val="center"/>
         <w:rPr>
@@ -4233,6 +4290,7 @@
           <w:sz w:val="24"/>
           <w:szCs w:val="24"/>
         </w:rPr>
+        <w:lastRenderedPageBreak/>
         <w:t>З архангелами прославмо воскресіння Христове,* бо він - наш визволитель і спаситель душ наших,* що зі славою дивною і могутньою силою* знову прийде судити світ, що його він створив.</w:t>
       </w:r>
     </w:p>
@@ -4349,7 +4407,7 @@
     </w:p>
     <w:p>
       <w:pPr>
-        <w:pStyle w:val="Heading3"/>
+        <w:pStyle w:val="3"/>
         <w:spacing w:before="0" w:after="120"/>
         <w:jc w:val="center"/>
         <w:rPr>
@@ -4365,7 +4423,6 @@
           <w:b/>
           <w:i/>
           <w:color w:val="FF0000"/>
-          <w:sz w:val="24"/>
         </w:rPr>
         <w:t>Пісня Симеона</w:t>
       </w:r>
@@ -4582,7 +4639,7 @@
     </w:p>
     <w:p>
       <w:pPr>
-        <w:pStyle w:val="Heading3"/>
+        <w:pStyle w:val="3"/>
         <w:spacing w:before="0" w:after="120"/>
         <w:jc w:val="center"/>
         <w:rPr>
@@ -4598,7 +4655,6 @@
           <w:b/>
           <w:i/>
           <w:color w:val="FF0000"/>
-          <w:sz w:val="24"/>
         </w:rPr>
         <w:t>Тропарі</w:t>
       </w:r>
@@ -4759,7 +4815,7 @@
     </w:p>
     <w:p>
       <w:pPr>
-        <w:pStyle w:val="Heading3"/>
+        <w:pStyle w:val="3"/>
         <w:spacing w:before="0" w:after="120"/>
         <w:jc w:val="center"/>
         <w:rPr>
@@ -4774,8 +4830,8 @@
           <w:b/>
           <w:i/>
           <w:color w:val="FF0000"/>
-          <w:sz w:val="24"/>
-        </w:rPr>
+        </w:rPr>
+        <w:lastRenderedPageBreak/>
         <w:t>Ектенія усильного благання</w:t>
       </w:r>
       <w:r>
@@ -4783,7 +4839,6 @@
           <w:rFonts w:ascii="Times New Roman" w:eastAsia="Times New Roman" w:hAnsi="Times New Roman" w:cs="Times New Roman"/>
           <w:i/>
           <w:color w:val="FF0000"/>
-          <w:sz w:val="24"/>
         </w:rPr>
         <w:t>:</w:t>
       </w:r>
@@ -5015,7 +5070,7 @@
           <w:sz w:val="24"/>
           <w:u w:val="single"/>
         </w:rPr>
-        <w:t>[Господи, Боже наш! Згадай нас грішних і недостойних слуг Твоїх, коли призиваємо святе ім'я Твоє, і не осороми нас, коли очікуємо милости Твоєї, але вислухай, Господи, усі наші спасенні прохання, і вчини нас достойними любити і</w:t>
+        <w:t xml:space="preserve">[Господи, Боже наш! Згадай нас </w:t>
       </w:r>
       <w:r>
         <w:rPr>
@@ -5023,7 +5078,15 @@
           <w:sz w:val="24"/>
           <w:u w:val="single"/>
         </w:rPr>
-        <w:t xml:space="preserve"> боятися Тебе від усього серця нашого і творити в усьому волю Твою.]</w:t>
+        <w:t>грішних і недостойних слуг Твоїх, коли призиваємо святе ім'я Твоє, і не осороми нас, коли очікуємо милости Твоєї, але вислухай, Господи, усі наші спасенні прохання, і вчини нас достойними любити і боятися Тебе від усього серця нашого і творити в усьому вол</w:t>
+      </w:r>
+      <w:r>
+        <w:rPr>
+          <w:rFonts w:ascii="Times New Roman" w:hAnsi="Times New Roman"/>
+          <w:sz w:val="24"/>
+          <w:u w:val="single"/>
+        </w:rPr>
+        <w:t>ю Твою.]</w:t>
       </w:r>
     </w:p>
     <w:p>
@@ -5091,7 +5154,7 @@
     </w:p>
     <w:p>
       <w:pPr>
-        <w:pStyle w:val="Heading2"/>
+        <w:pStyle w:val="2"/>
         <w:spacing w:before="0" w:after="120"/>
         <w:jc w:val="center"/>
         <w:rPr>
@@ -5554,7 +5617,7 @@
     </w:p>
     <w:p>
       <w:pPr>
-        <w:pStyle w:val="Heading1"/>
+        <w:pStyle w:val="1"/>
         <w:spacing w:after="120"/>
         <w:jc w:val="center"/>
         <w:rPr>
@@ -5564,7 +5627,6 @@
       <w:r>
         <w:rPr>
           <w:rFonts w:ascii="Times New Roman" w:hAnsi="Times New Roman" w:cs="Times New Roman"/>
-          <w:sz w:val="24"/>
         </w:rPr>
         <w:t>УТРЕНЯ</w:t>
       </w:r>
@@ -5797,7 +5859,7 @@
     </w:p>
     <w:p>
       <w:pPr>
-        <w:pStyle w:val="Heading2"/>
+        <w:pStyle w:val="2"/>
         <w:spacing w:before="0" w:after="120"/>
         <w:jc w:val="center"/>
         <w:rPr>
@@ -6276,6 +6338,7 @@
           <w:sz w:val="24"/>
           <w:szCs w:val="24"/>
         </w:rPr>
+        <w:lastRenderedPageBreak/>
         <w:t>І ті, що на моє життя зазіхають, тенета наставляють,* і ті, що бажають мені нещастя, говорять про погибель, увесь час міркують лукаве.</w:t>
       </w:r>
     </w:p>
@@ -6956,6 +7019,7 @@
           <w:sz w:val="24"/>
           <w:szCs w:val="24"/>
         </w:rPr>
+        <w:lastRenderedPageBreak/>
         <w:t>Поміж мерцями моє ложе, немов убиті, що лежать у могилі,* що їх не згадуєш уже більше, що їх відтято від руки твоєї.</w:t>
       </w:r>
     </w:p>
@@ -7579,6 +7643,7 @@
           <w:sz w:val="24"/>
           <w:szCs w:val="24"/>
         </w:rPr>
+        <w:lastRenderedPageBreak/>
         <w:t>Господь на небі утвердив престол свій,* і царство його всім володіє.</w:t>
       </w:r>
     </w:p>
@@ -7965,7 +8030,7 @@
     </w:p>
     <w:p>
       <w:pPr>
-        <w:pStyle w:val="Heading3"/>
+        <w:pStyle w:val="3"/>
         <w:spacing w:before="0" w:after="120"/>
         <w:jc w:val="center"/>
         <w:rPr>
@@ -7981,7 +8046,6 @@
           <w:b/>
           <w:i/>
           <w:color w:val="FF0000"/>
-          <w:sz w:val="24"/>
         </w:rPr>
         <w:t>Утренні молитви</w:t>
       </w:r>
@@ -8087,7 +8151,16 @@
           <w:color w:val="000000"/>
           <w:sz w:val="24"/>
         </w:rPr>
-        <w:t>Від ночі лине дух наш до Тебе, Боже, бо світлом є повеління Твої на землі. Навчи нас у страсі Твоєму виконувати правду й добро, бо Тебе славимо як правдивого Бога нашого. Прихили вухо своє і вислухай нас, і пом'яни, Господи, тих, що є та що моляться з нами, всіх по імені, і спаси їх силою Твоєю. Благослови людей Твоїх і освяти спадкоємство Твоє: мир світові Твоєму даруй, церквам Твоїм, Священникам, владі, і всім людям. Хай благословиться і прославляється всечесне і величне ім'я Твоє, Отця, і Сина, і Святого Духа, нині і повсякчас, і на віки віків. Амінь.</w:t>
+        <w:t xml:space="preserve">Від ночі лине дух наш до Тебе, Боже, бо світлом є повеління Твої на землі. Навчи нас у страсі Твоєму виконувати правду й добро, бо Тебе славимо як правдивого Бога нашого. Прихили вухо своє і вислухай нас, і пом'яни, Господи, тих, що є та що моляться з нами, всіх по імені, і спаси їх силою Твоєю. Благослови людей Твоїх і освяти спадкоємство </w:t>
+      </w:r>
+      <w:r>
+        <w:rPr>
+          <w:rFonts w:ascii="Times New Roman" w:hAnsi="Times New Roman"/>
+          <w:color w:val="000000"/>
+          <w:sz w:val="24"/>
+        </w:rPr>
+        <w:lastRenderedPageBreak/>
+        <w:t>Твоє: мир світові Твоєму даруй, церквам Твоїм, Священникам, владі, і всім людям. Хай благословиться і прославляється всечесне і величне ім'я Твоє, Отця, і Сина, і Святого Духа, нині і повсякчас, і на віки віків. Амінь.</w:t>
       </w:r>
     </w:p>
     <w:p>
@@ -8331,7 +8404,16 @@
           <w:color w:val="000000"/>
           <w:sz w:val="24"/>
         </w:rPr>
-        <w:t>Господи, Боже наш, що сонну неміч забрав від нас і покликав нас візванням святим, щоб і вночі підносити руки наші і прославляти Тебе за справедливі Твої присуди. Прийми благання наші, моління, визнавання, нічні служби і даруй нам, Боже, віру бездоганну, надію впевнену, любов нелицемірну. Благослови наші входи й виходи, вчинки, слова, діла й думки; і дай нам дочекатися початку дня, нам, що хвалять й оспівують, і благословлять добрість Твоєї несказанної сили, щоб було благословенне Твоє пресвяте ім'я і прославлене Твоє царство: Отця, і Сина, і Святого Духа, нині і повсякчас, і на віки віків. Амінь.</w:t>
+        <w:t xml:space="preserve">Господи, Боже наш, що сонну неміч забрав від нас і покликав нас візванням святим, щоб і вночі підносити руки наші і прославляти Тебе за справедливі Твої присуди. Прийми благання наші, моління, визнавання, нічні служби і даруй нам, Боже, віру бездоганну, </w:t>
+      </w:r>
+      <w:r>
+        <w:rPr>
+          <w:rFonts w:ascii="Times New Roman" w:hAnsi="Times New Roman"/>
+          <w:color w:val="000000"/>
+          <w:sz w:val="24"/>
+        </w:rPr>
+        <w:lastRenderedPageBreak/>
+        <w:t>надію впевнену, любов нелицемірну. Благослови наші входи й виходи, вчинки, слова, діла й думки; і дай нам дочекатися початку дня, нам, що хвалять й оспівують, і благословлять добрість Твоєї несказанної сили, щоб було благословенне Твоє пресвяте ім'я і прославлене Твоє царство: Отця, і Сина, і Святого Духа, нині і повсякчас, і на віки віків. Амінь.</w:t>
       </w:r>
     </w:p>
     <w:p>
@@ -8367,31 +8449,23 @@
           <w:color w:val="FF0000"/>
           <w:sz w:val="24"/>
         </w:rPr>
-        <w:t>10</w:t>
-      </w:r>
-      <w:r>
-        <w:rPr>
-          <w:rFonts w:ascii="Times New Roman" w:hAnsi="Times New Roman"/>
-          <w:color w:val="FF0000"/>
-          <w:sz w:val="24"/>
-        </w:rPr>
-        <w:t>.</w:t>
-      </w:r>
-      <w:r>
-        <w:rPr>
-          <w:rFonts w:ascii="Times New Roman" w:hAnsi="Times New Roman"/>
-          <w:color w:val="000000"/>
-          <w:sz w:val="24"/>
-        </w:rPr>
-        <w:t xml:space="preserve"> Боже, Боже наш! Ти сотворив розумні й духовні сили Своєю волею. Тебе просимо й Тобі молимося: Прийми наші посильні величання з усіма Твоїми творіннями і збагати щедрими даруваннями Твоєї ласки. Бо перед Тобою згинається всяке коліно: на небі, на землі й </w:t>
-      </w:r>
-      <w:r>
-        <w:rPr>
-          <w:rFonts w:ascii="Times New Roman" w:hAnsi="Times New Roman"/>
-          <w:color w:val="000000"/>
-          <w:sz w:val="24"/>
-        </w:rPr>
-        <w:t>під землею, і все, що живе, і все створіння оспівує неосяжну Твою славу, бо Ти Бог правдивий і вельми милостивий. Тебе бо хвалять усі небесні сили, і Тобі славу возсилаємо: Отцю, і Сину, і Святому Духові, нині і повсякчас, і на віки віків. Амінь.</w:t>
+        <w:t>10.</w:t>
+      </w:r>
+      <w:r>
+        <w:rPr>
+          <w:rFonts w:ascii="Times New Roman" w:hAnsi="Times New Roman"/>
+          <w:color w:val="000000"/>
+          <w:sz w:val="24"/>
+        </w:rPr>
+        <w:t xml:space="preserve"> Боже, Боже наш! Ти сотворив розумні й духовні сили Своєю волею. Тебе просимо й Тобі молимося: Прийми наші посильні величання з усіма Твоїми творіннями і збагати щедрими даруваннями Твоєї ласки. Бо перед Тобою згинається всяке коліно: на небі, на землі </w:t>
+      </w:r>
+      <w:r>
+        <w:rPr>
+          <w:rFonts w:ascii="Times New Roman" w:hAnsi="Times New Roman"/>
+          <w:color w:val="000000"/>
+          <w:sz w:val="24"/>
+        </w:rPr>
+        <w:t>й під землею, і все, що живе, і все створіння оспівує неосяжну Твою славу, бо Ти Бог правдивий і вельми милостивий. Тебе бо хвалять усі небесні сили, і Тобі славу возсилаємо: Отцю, і Сину, і Святому Духові, нині і повсякчас, і на віки віків. Амінь.</w:t>
       </w:r>
     </w:p>
     <w:p>
@@ -8460,7 +8534,7 @@
     </w:p>
     <w:p>
       <w:pPr>
-        <w:pStyle w:val="Heading2"/>
+        <w:pStyle w:val="2"/>
         <w:spacing w:before="0" w:after="120"/>
         <w:jc w:val="center"/>
         <w:rPr>
@@ -8721,6 +8795,7 @@
           <w:color w:val="000000"/>
           <w:sz w:val="24"/>
         </w:rPr>
+        <w:lastRenderedPageBreak/>
         <w:t>За Богом бережений народ наш, за правління і все військо Господеві помолімся.</w:t>
       </w:r>
     </w:p>
@@ -9107,7 +9182,7 @@
     </w:p>
     <w:p>
       <w:pPr>
-        <w:pStyle w:val="Heading3"/>
+        <w:pStyle w:val="3"/>
         <w:spacing w:before="0" w:after="120"/>
         <w:jc w:val="center"/>
         <w:rPr>
@@ -9122,7 +9197,6 @@
           <w:b/>
           <w:i/>
           <w:color w:val="FF0000"/>
-          <w:sz w:val="24"/>
         </w:rPr>
         <w:t>Бог Господь...</w:t>
       </w:r>
@@ -9131,7 +9205,6 @@
           <w:rFonts w:ascii="Times New Roman" w:eastAsia="Times New Roman" w:hAnsi="Times New Roman" w:cs="Times New Roman"/>
           <w:i/>
           <w:color w:val="FF0000"/>
-          <w:sz w:val="24"/>
         </w:rPr>
         <w:t xml:space="preserve"> (Пс. 117) на глас 2:</w:t>
       </w:r>
@@ -9327,16 +9400,25 @@
     </w:p>
     <w:p>
       <w:pPr>
-        <w:spacing w:after="120"/>
-        <w:jc w:val="both"/>
-        <w:rPr>
-          <w:rFonts w:ascii="Times New Roman" w:hAnsi="Times New Roman" w:cs="Times New Roman"/>
-          <w:i/>
-          <w:color w:val="FF0000"/>
-          <w:sz w:val="24"/>
-          <w:szCs w:val="24"/>
-        </w:rPr>
-      </w:pPr>
+        <w:pStyle w:val="3"/>
+        <w:spacing w:before="0" w:after="120"/>
+        <w:jc w:val="center"/>
+        <w:rPr>
+          <w:rFonts w:ascii="Times New Roman" w:eastAsia="Times New Roman" w:hAnsi="Times New Roman" w:cs="Times New Roman"/>
+          <w:b/>
+          <w:i/>
+          <w:color w:val="FF0000"/>
+        </w:rPr>
+      </w:pPr>
+      <w:r>
+        <w:rPr>
+          <w:rFonts w:ascii="Times New Roman" w:eastAsia="Times New Roman" w:hAnsi="Times New Roman" w:cs="Times New Roman"/>
+          <w:b/>
+          <w:i/>
+          <w:color w:val="FF0000"/>
+        </w:rPr>
+        <w:t>Тропарі</w:t>
+      </w:r>
     </w:p>
     <w:p>
       <w:pPr>
@@ -9422,6 +9504,7 @@
           <w:sz w:val="24"/>
           <w:szCs w:val="24"/>
         </w:rPr>
+        <w:lastRenderedPageBreak/>
         <w:t>Слава:</w:t>
       </w:r>
       <w:r>
@@ -9512,7 +9595,7 @@
     </w:p>
     <w:p>
       <w:pPr>
-        <w:pStyle w:val="Heading3"/>
+        <w:pStyle w:val="3"/>
         <w:spacing w:before="0" w:after="120"/>
         <w:jc w:val="center"/>
         <w:rPr>
@@ -9527,7 +9610,6 @@
           <w:b/>
           <w:i/>
           <w:color w:val="FF0000"/>
-          <w:sz w:val="24"/>
         </w:rPr>
         <w:t>Мала єктенія</w:t>
       </w:r>
@@ -9712,7 +9794,7 @@
     </w:p>
     <w:p>
       <w:pPr>
-        <w:pStyle w:val="Heading3"/>
+        <w:pStyle w:val="3"/>
         <w:spacing w:before="0" w:after="120"/>
         <w:jc w:val="center"/>
         <w:rPr>
@@ -9728,7 +9810,6 @@
           <w:b/>
           <w:i/>
           <w:color w:val="FF0000"/>
-          <w:sz w:val="24"/>
         </w:rPr>
         <w:t>Перший сідальний</w:t>
       </w:r>
@@ -9804,7 +9885,7 @@
     </w:p>
     <w:p>
       <w:pPr>
-        <w:pStyle w:val="Heading3"/>
+        <w:pStyle w:val="3"/>
         <w:spacing w:before="0" w:after="120"/>
         <w:jc w:val="center"/>
         <w:rPr>
@@ -9819,7 +9900,6 @@
           <w:b/>
           <w:i/>
           <w:color w:val="FF0000"/>
-          <w:sz w:val="24"/>
         </w:rPr>
         <w:t>Мала єктенія</w:t>
       </w:r>
@@ -9946,7 +10026,17 @@
           <w:szCs w:val="24"/>
           <w:u w:val="single"/>
         </w:rPr>
-        <w:t>[Боже й Отче Господа нашого Ісуса Христа! Ти підніс нас з постелі нашої і зібрав на годину молитви. Дай нам ласку відкрити уста наші і прийми наші подяки, що в наших силах, і навчи нас установ твоїх. Бо молитися як слід не вміємо, якщо ти, Господи, святим твоїм Духом не навчиш нас. Тому молимося тобі: Даруй і прости, якщо ми згрішили аж дотеперішньої години словом або ділом, або думкою, добровільно або недобровільно. Бо коли на провини будеш дивитися, Господи, Господи, то хто встоїться, бо в тебе є прощення. Ти один святий, допоміжник сильний, захисник життя нашого, і тебе ми завжди оспівуватимемо.]</w:t>
+        <w:t xml:space="preserve">[Боже й Отче Господа нашого Ісуса Христа! Ти підніс нас з постелі нашої і зібрав на годину молитви. Дай нам ласку відкрити уста наші і прийми наші подяки, що в наших силах, і навчи нас установ твоїх. Бо молитися як слід не вміємо, якщо ти, Господи, святим </w:t>
+      </w:r>
+      <w:r>
+        <w:rPr>
+          <w:rFonts w:ascii="Times New Roman" w:hAnsi="Times New Roman" w:cs="Times New Roman"/>
+          <w:sz w:val="24"/>
+          <w:szCs w:val="24"/>
+          <w:u w:val="single"/>
+        </w:rPr>
+        <w:lastRenderedPageBreak/>
+        <w:t>твоїм Духом не навчиш нас. Тому молимося тобі: Даруй і прости, якщо ми згрішили аж дотеперішньої години словом або ділом, або думкою, добровільно або недобровільно. Бо коли на провини будеш дивитися, Господи, Господи, то хто встоїться, бо в тебе є прощення. Ти один святий, допоміжник сильний, захисник життя нашого, і тебе ми завжди оспівуватимемо.]</w:t>
       </w:r>
     </w:p>
     <w:p>
@@ -10011,7 +10101,7 @@
     </w:p>
     <w:p>
       <w:pPr>
-        <w:pStyle w:val="Heading3"/>
+        <w:pStyle w:val="3"/>
         <w:spacing w:before="0" w:after="120"/>
         <w:jc w:val="center"/>
         <w:rPr>
@@ -10027,7 +10117,6 @@
           <w:b/>
           <w:i/>
           <w:color w:val="FF0000"/>
-          <w:sz w:val="24"/>
         </w:rPr>
         <w:t>Другий сідальний</w:t>
       </w:r>
@@ -10113,7 +10202,7 @@
     </w:p>
     <w:p>
       <w:pPr>
-        <w:pStyle w:val="Heading3"/>
+        <w:pStyle w:val="3"/>
         <w:spacing w:before="0" w:after="120"/>
         <w:jc w:val="center"/>
         <w:rPr>
@@ -10129,7 +10218,6 @@
           <w:b/>
           <w:i/>
           <w:color w:val="FF0000"/>
-          <w:sz w:val="24"/>
         </w:rPr>
         <w:t>Воскресіння Христове</w:t>
       </w:r>
@@ -10178,7 +10266,7 @@
     </w:p>
     <w:p>
       <w:pPr>
-        <w:pStyle w:val="Heading3"/>
+        <w:pStyle w:val="3"/>
         <w:spacing w:before="0" w:after="120"/>
         <w:jc w:val="center"/>
         <w:rPr>
@@ -10194,7 +10282,6 @@
           <w:b/>
           <w:i/>
           <w:color w:val="FF0000"/>
-          <w:sz w:val="24"/>
         </w:rPr>
         <w:t>Псалом 50</w:t>
       </w:r>
@@ -10481,6 +10568,7 @@
           <w:sz w:val="24"/>
           <w:szCs w:val="24"/>
         </w:rPr>
+        <w:lastRenderedPageBreak/>
         <w:t>Визволь мене від вини крови, Боже, Боже спасіння мого,* і язик мій радісно прославить справедливість твою.</w:t>
       </w:r>
     </w:p>
@@ -10607,7 +10695,7 @@
     </w:p>
     <w:p>
       <w:pPr>
-        <w:pStyle w:val="Heading2"/>
+        <w:pStyle w:val="2"/>
         <w:spacing w:before="0" w:after="120"/>
         <w:jc w:val="center"/>
         <w:rPr>
@@ -11116,6 +11204,7 @@
           <w:sz w:val="24"/>
           <w:szCs w:val="24"/>
         </w:rPr>
+        <w:lastRenderedPageBreak/>
         <w:t>Стих:</w:t>
       </w:r>
       <w:r>
@@ -11232,7 +11321,7 @@
     </w:p>
     <w:p>
       <w:pPr>
-        <w:pStyle w:val="Heading3"/>
+        <w:pStyle w:val="3"/>
         <w:spacing w:before="0" w:after="120"/>
         <w:jc w:val="center"/>
         <w:rPr>
@@ -11247,7 +11336,6 @@
           <w:b/>
           <w:i/>
           <w:color w:val="FF0000"/>
-          <w:sz w:val="24"/>
         </w:rPr>
         <w:t>Мала єктенія</w:t>
       </w:r>
@@ -11367,7 +11455,7 @@
           <w:sz w:val="24"/>
           <w:u w:val="single"/>
         </w:rPr>
-        <w:t>[Господи, Боже наш, що сонну неміч забрав від нас і покликав нас візванням святим, щоб і вночі підносити руки наші і прославляти Тебе за спра</w:t>
+        <w:t>[Господи, Боже наш, що сонну неміч забрав від нас і покликав нас візванням святим, щоб і вночі підносити руки наші і прославляти Тебе за справедливі Твої присуди. П</w:t>
       </w:r>
       <w:r>
         <w:rPr>
@@ -11375,7 +11463,7 @@
           <w:sz w:val="24"/>
           <w:u w:val="single"/>
         </w:rPr>
-        <w:t>ведливі Твої присуди. Прийми благання наші, моління, визнавання, нічні служби і даруй нам, Боже, віру бездоганну, надію впевнену, любов нелицемірну. Благослови наші входи й виходи, вчинки, слова, діла й думки; і дай нам дочекатися початку дня, нам, що хвал</w:t>
+        <w:t>рийми благання наші, моління, визнавання, нічні служби і даруй нам, Боже, віру бездоганну, надію впевнену, любов нелицемірну. Благослови наші входи й виходи, вчинки, слова, діла й думки; і дай нам дочекатися початку дня, нам, що хвалять й оспівують, і благ</w:t>
       </w:r>
       <w:r>
         <w:rPr>
@@ -11383,7 +11471,7 @@
           <w:sz w:val="24"/>
           <w:u w:val="single"/>
         </w:rPr>
-        <w:t>ять й оспівують, і благословлять добрість Твоєї несказанної сили]</w:t>
+        <w:t>ословлять добрість Твоєї несказанної сили]</w:t>
       </w:r>
     </w:p>
     <w:p>
@@ -11713,6 +11801,7 @@
           <w:sz w:val="24"/>
           <w:szCs w:val="24"/>
         </w:rPr>
+        <w:lastRenderedPageBreak/>
         <w:t xml:space="preserve">Слава: </w:t>
       </w:r>
       <w:r>
@@ -12464,6 +12553,7 @@
           <w:sz w:val="24"/>
           <w:szCs w:val="24"/>
         </w:rPr>
+        <w:lastRenderedPageBreak/>
         <w:t xml:space="preserve">І нині: </w:t>
       </w:r>
       <w:r>
@@ -12489,7 +12579,7 @@
     </w:p>
     <w:p>
       <w:pPr>
-        <w:pStyle w:val="Heading3"/>
+        <w:pStyle w:val="3"/>
         <w:spacing w:before="0" w:after="120"/>
         <w:jc w:val="center"/>
         <w:rPr>
@@ -12504,7 +12594,6 @@
           <w:b/>
           <w:i/>
           <w:color w:val="FF0000"/>
-          <w:sz w:val="24"/>
         </w:rPr>
         <w:t>Мала єктенія</w:t>
       </w:r>
@@ -12988,6 +13077,7 @@
           <w:sz w:val="24"/>
           <w:szCs w:val="24"/>
         </w:rPr>
+        <w:lastRenderedPageBreak/>
         <w:t xml:space="preserve">І нині: </w:t>
       </w:r>
       <w:r>
@@ -13207,7 +13297,7 @@
     </w:p>
     <w:p>
       <w:pPr>
-        <w:pStyle w:val="Heading3"/>
+        <w:pStyle w:val="3"/>
         <w:spacing w:before="0" w:after="120"/>
         <w:jc w:val="center"/>
         <w:rPr>
@@ -13223,7 +13313,6 @@
           <w:b/>
           <w:i/>
           <w:color w:val="FF0000"/>
-          <w:sz w:val="24"/>
         </w:rPr>
         <w:t>Пісня Богородиці</w:t>
       </w:r>
@@ -13609,6 +13698,7 @@
           <w:sz w:val="24"/>
           <w:szCs w:val="24"/>
         </w:rPr>
+        <w:lastRenderedPageBreak/>
         <w:t>Пребожественний, як всесильний,* чудесно випорожнив ненаситну адову утробу* і негайно воскрес у славі* та з'явився святим апостолам.* Йому, з Отцем і Духом, - поклонімся.</w:t>
       </w:r>
     </w:p>
@@ -13701,7 +13791,7 @@
     </w:p>
     <w:p>
       <w:pPr>
-        <w:pStyle w:val="Heading3"/>
+        <w:pStyle w:val="3"/>
         <w:spacing w:before="0" w:after="120"/>
         <w:jc w:val="center"/>
         <w:rPr>
@@ -13716,7 +13806,6 @@
           <w:b/>
           <w:i/>
           <w:color w:val="FF0000"/>
-          <w:sz w:val="24"/>
         </w:rPr>
         <w:t>Мала єктенія</w:t>
       </w:r>
@@ -13836,7 +13925,7 @@
           <w:sz w:val="24"/>
           <w:u w:val="single"/>
         </w:rPr>
-        <w:t>[Боже, Боже наш! Ти сотворив розумні й духовні сили Своєю волею. Тебе просимо й Тобі молимося: Прийми наші посильні величання з усіма Твоїми творіннями і збагати щедрими даруваннями Твоєї ласки. Бо перед Тобою згинається всяке коліно: на небі, на землі й п</w:t>
+        <w:t xml:space="preserve">[Боже, Боже наш! Ти сотворив розумні й духовні сили Своєю волею. Тебе просимо й Тобі молимося: Прийми наші посильні величання з усіма Твоїми творіннями і збагати щедрими даруваннями Твоєї ласки. Бо перед Тобою згинається всяке коліно: на </w:t>
       </w:r>
       <w:r>
         <w:rPr>
@@ -13844,7 +13933,7 @@
           <w:sz w:val="24"/>
           <w:u w:val="single"/>
         </w:rPr>
-        <w:t>ід землею, і все, що живе, і все створіння оспівує неосяжну Твою славу, бо Ти Бог правдивий і вельми милостивий.]</w:t>
+        <w:t>небі, на землі й під землею, і все, що живе, і все створіння оспівує неосяжну Твою славу, бо Ти Бог правдивий і вельми милостивий.]</w:t>
       </w:r>
     </w:p>
     <w:p>
@@ -13937,7 +14026,7 @@
     </w:p>
     <w:p>
       <w:pPr>
-        <w:pStyle w:val="Heading3"/>
+        <w:pStyle w:val="3"/>
         <w:spacing w:before="0" w:after="120"/>
         <w:jc w:val="center"/>
         <w:rPr>
@@ -13951,7 +14040,6 @@
           <w:b/>
           <w:i/>
           <w:color w:val="FF0000"/>
-          <w:sz w:val="24"/>
         </w:rPr>
         <w:t>Світильний</w:t>
       </w:r>
@@ -13960,7 +14048,6 @@
           <w:rFonts w:ascii="Times New Roman" w:eastAsia="Times New Roman" w:hAnsi="Times New Roman" w:cs="Times New Roman"/>
           <w:i/>
           <w:color w:val="FF0000"/>
-          <w:sz w:val="24"/>
         </w:rPr>
         <w:t>:</w:t>
       </w:r>
@@ -14029,7 +14116,7 @@
     </w:p>
     <w:p>
       <w:pPr>
-        <w:pStyle w:val="Heading2"/>
+        <w:pStyle w:val="2"/>
         <w:spacing w:before="0" w:after="120"/>
         <w:jc w:val="center"/>
         <w:rPr>
@@ -14189,6 +14276,7 @@
           <w:sz w:val="24"/>
           <w:szCs w:val="24"/>
         </w:rPr>
+        <w:lastRenderedPageBreak/>
         <w:t>Поставив їх на віки віків* і дав закон, що не перейде.</w:t>
       </w:r>
     </w:p>
@@ -14673,7 +14761,7 @@
     </w:p>
     <w:p>
       <w:pPr>
-        <w:pStyle w:val="Heading3"/>
+        <w:pStyle w:val="3"/>
         <w:spacing w:before="0" w:after="120"/>
         <w:jc w:val="center"/>
         <w:rPr>
@@ -14689,7 +14777,6 @@
           <w:b/>
           <w:i/>
           <w:color w:val="FF0000"/>
-          <w:sz w:val="24"/>
         </w:rPr>
         <w:t>Мале славослов'я</w:t>
       </w:r>
@@ -14768,6 +14855,7 @@
           <w:sz w:val="24"/>
           <w:szCs w:val="24"/>
         </w:rPr>
+        <w:lastRenderedPageBreak/>
         <w:t>Вірні:</w:t>
       </w:r>
       <w:r>
@@ -15210,7 +15298,7 @@
     </w:p>
     <w:p>
       <w:pPr>
-        <w:pStyle w:val="Heading3"/>
+        <w:pStyle w:val="3"/>
         <w:spacing w:before="0" w:after="120"/>
         <w:jc w:val="center"/>
         <w:rPr>
@@ -15226,7 +15314,6 @@
           <w:b/>
           <w:i/>
           <w:color w:val="FF0000"/>
-          <w:sz w:val="24"/>
         </w:rPr>
         <w:t>Прохальна єктенія:</w:t>
       </w:r>
@@ -15437,6 +15524,7 @@
           <w:rFonts w:ascii="Times New Roman" w:hAnsi="Times New Roman"/>
           <w:sz w:val="24"/>
         </w:rPr>
+        <w:lastRenderedPageBreak/>
         <w:t>Доброго й пожиточного для душ наших і миру для світу у Господа просім.</w:t>
       </w:r>
     </w:p>
@@ -15885,7 +15973,7 @@
     </w:p>
     <w:p>
       <w:pPr>
-        <w:pStyle w:val="Heading2"/>
+        <w:pStyle w:val="2"/>
         <w:spacing w:before="0" w:after="120"/>
         <w:jc w:val="center"/>
         <w:rPr>
@@ -16017,6 +16105,7 @@
           <w:sz w:val="24"/>
           <w:szCs w:val="24"/>
         </w:rPr>
+        <w:lastRenderedPageBreak/>
         <w:t>Приготувавши цінне миро, першого дня по суботі,* коли ще було темно;* мироносиці прийшли на гріб твій, Христе,* щоб намастити пречисте й божественне твоє тіло.* А довідавшись про твоє воскресіння,* поспішили, щоб повідомити твоїх приятелів.* Тоді, вийшовши з гробу, ти їх зустрів і з любов'ю до них кликнув: Радуйтеся!</w:t>
       </w:r>
     </w:p>
@@ -16378,7 +16467,7 @@
     </w:p>
     <w:p>
       <w:pPr>
-        <w:pStyle w:val="Heading3"/>
+        <w:pStyle w:val="3"/>
         <w:spacing w:before="0" w:after="120"/>
         <w:jc w:val="center"/>
         <w:rPr>
@@ -16394,7 +16483,6 @@
           <w:b/>
           <w:i/>
           <w:color w:val="FF0000"/>
-          <w:sz w:val="24"/>
         </w:rPr>
         <w:t>Тропарі</w:t>
       </w:r>
@@ -16511,6 +16599,7 @@
           <w:sz w:val="24"/>
           <w:szCs w:val="24"/>
         </w:rPr>
+        <w:lastRenderedPageBreak/>
         <w:t>І нині</w:t>
       </w:r>
       <w:r>
@@ -16555,7 +16644,7 @@
     </w:p>
     <w:p>
       <w:pPr>
-        <w:pStyle w:val="Heading3"/>
+        <w:pStyle w:val="3"/>
         <w:spacing w:before="0" w:after="120"/>
         <w:jc w:val="center"/>
         <w:rPr>
@@ -16570,7 +16659,6 @@
           <w:b/>
           <w:i/>
           <w:color w:val="FF0000"/>
-          <w:sz w:val="24"/>
         </w:rPr>
         <w:t>Єктенія усильного благання</w:t>
       </w:r>
@@ -16579,7 +16667,6 @@
           <w:rFonts w:ascii="Times New Roman" w:eastAsia="Times New Roman" w:hAnsi="Times New Roman" w:cs="Times New Roman"/>
           <w:b/>
           <w:color w:val="FF0000"/>
-          <w:sz w:val="24"/>
         </w:rPr>
         <w:t>:</w:t>
       </w:r>
@@ -16863,7 +16950,7 @@
     </w:p>
     <w:p>
       <w:pPr>
-        <w:pStyle w:val="Heading2"/>
+        <w:pStyle w:val="2"/>
         <w:spacing w:before="0" w:after="120"/>
         <w:jc w:val="center"/>
         <w:rPr>
@@ -17680,7 +17767,7 @@
     <w:lsdException w:name="Unresolved Mention" w:semiHidden="1" w:unhideWhenUsed="1"/>
     <w:lsdException w:name="Smart Link" w:semiHidden="1" w:unhideWhenUsed="1"/>
   </w:latentStyles>
-  <w:style w:type="paragraph" w:default="1" w:styleId="Normal">
+  <w:style w:type="paragraph" w:default="1" w:styleId="a">
     <w:name w:val="Normal"/>
     <w:qFormat/>
     <w:rsid w:val="00F536D8"/>
@@ -17689,11 +17776,11 @@
       <w:sz w:val="36"/>
     </w:rPr>
   </w:style>
-  <w:style w:type="paragraph" w:styleId="Heading1">
+  <w:style w:type="paragraph" w:styleId="1">
     <w:name w:val="heading 1"/>
-    <w:basedOn w:val="Normal"/>
-    <w:next w:val="Normal"/>
-    <w:link w:val="Heading1Char"/>
+    <w:basedOn w:val="a"/>
+    <w:next w:val="a"/>
+    <w:link w:val="10"/>
     <w:uiPriority w:val="9"/>
     <w:qFormat/>
     <w:rsid w:val="00F536D8"/>
@@ -17709,11 +17796,11 @@
       <w:szCs w:val="24"/>
     </w:rPr>
   </w:style>
-  <w:style w:type="paragraph" w:styleId="Heading2">
+  <w:style w:type="paragraph" w:styleId="2">
     <w:name w:val="heading 2"/>
-    <w:basedOn w:val="Normal"/>
-    <w:next w:val="Normal"/>
-    <w:link w:val="Heading2Char"/>
+    <w:basedOn w:val="a"/>
+    <w:next w:val="a"/>
+    <w:link w:val="20"/>
     <w:uiPriority w:val="9"/>
     <w:unhideWhenUsed/>
     <w:qFormat/>
@@ -17731,11 +17818,11 @@
       <w:szCs w:val="26"/>
     </w:rPr>
   </w:style>
-  <w:style w:type="paragraph" w:styleId="Heading3">
+  <w:style w:type="paragraph" w:styleId="3">
     <w:name w:val="heading 3"/>
-    <w:basedOn w:val="Normal"/>
-    <w:next w:val="Normal"/>
-    <w:link w:val="Heading3Char"/>
+    <w:basedOn w:val="a"/>
+    <w:next w:val="a"/>
+    <w:link w:val="30"/>
     <w:uiPriority w:val="9"/>
     <w:unhideWhenUsed/>
     <w:qFormat/>
@@ -17753,10 +17840,10 @@
       <w:szCs w:val="24"/>
     </w:rPr>
   </w:style>
-  <w:style w:type="paragraph" w:styleId="Heading4">
+  <w:style w:type="paragraph" w:styleId="4">
     <w:name w:val="heading 4"/>
-    <w:basedOn w:val="Normal"/>
-    <w:next w:val="Normal"/>
+    <w:basedOn w:val="a"/>
+    <w:next w:val="a"/>
     <w:uiPriority w:val="9"/>
     <w:semiHidden/>
     <w:unhideWhenUsed/>
@@ -17773,10 +17860,10 @@
       <w:szCs w:val="24"/>
     </w:rPr>
   </w:style>
-  <w:style w:type="paragraph" w:styleId="Heading5">
+  <w:style w:type="paragraph" w:styleId="5">
     <w:name w:val="heading 5"/>
-    <w:basedOn w:val="Normal"/>
-    <w:next w:val="Normal"/>
+    <w:basedOn w:val="a"/>
+    <w:next w:val="a"/>
     <w:uiPriority w:val="9"/>
     <w:semiHidden/>
     <w:unhideWhenUsed/>
@@ -17793,10 +17880,10 @@
       <w:szCs w:val="22"/>
     </w:rPr>
   </w:style>
-  <w:style w:type="paragraph" w:styleId="Heading6">
+  <w:style w:type="paragraph" w:styleId="6">
     <w:name w:val="heading 6"/>
-    <w:basedOn w:val="Normal"/>
-    <w:next w:val="Normal"/>
+    <w:basedOn w:val="a"/>
+    <w:next w:val="a"/>
     <w:uiPriority w:val="9"/>
     <w:semiHidden/>
     <w:unhideWhenUsed/>
@@ -17812,13 +17899,13 @@
       <w:sz w:val="20"/>
     </w:rPr>
   </w:style>
-  <w:style w:type="character" w:default="1" w:styleId="DefaultParagraphFont">
+  <w:style w:type="character" w:default="1" w:styleId="a0">
     <w:name w:val="Default Paragraph Font"/>
     <w:uiPriority w:val="1"/>
     <w:semiHidden/>
     <w:unhideWhenUsed/>
   </w:style>
-  <w:style w:type="table" w:default="1" w:styleId="TableNormal">
+  <w:style w:type="table" w:default="1" w:styleId="a1">
     <w:name w:val="Normal Table"/>
     <w:uiPriority w:val="99"/>
     <w:semiHidden/>
@@ -17833,16 +17920,16 @@
       </w:tblCellMar>
     </w:tblPr>
   </w:style>
-  <w:style w:type="numbering" w:default="1" w:styleId="NoList">
+  <w:style w:type="numbering" w:default="1" w:styleId="a2">
     <w:name w:val="No List"/>
     <w:uiPriority w:val="99"/>
     <w:semiHidden/>
     <w:unhideWhenUsed/>
   </w:style>
-  <w:style w:type="paragraph" w:styleId="Title">
+  <w:style w:type="paragraph" w:styleId="a3">
     <w:name w:val="Title"/>
-    <w:basedOn w:val="Normal"/>
-    <w:next w:val="Normal"/>
+    <w:basedOn w:val="a"/>
+    <w:next w:val="a"/>
     <w:uiPriority w:val="10"/>
     <w:qFormat/>
     <w:pPr>
@@ -17856,9 +17943,9 @@
       <w:szCs w:val="72"/>
     </w:rPr>
   </w:style>
-  <w:style w:type="character" w:customStyle="1" w:styleId="Heading1Char">
-    <w:name w:val="Heading 1 Char"/>
-    <w:link w:val="Heading1"/>
+  <w:style w:type="character" w:customStyle="1" w:styleId="10">
+    <w:name w:val="Заголовок 1 Знак"/>
+    <w:link w:val="1"/>
     <w:uiPriority w:val="99"/>
     <w:locked/>
     <w:rsid w:val="00F536D8"/>
@@ -17870,9 +17957,9 @@
       <w:szCs w:val="24"/>
     </w:rPr>
   </w:style>
-  <w:style w:type="character" w:customStyle="1" w:styleId="Heading2Char">
-    <w:name w:val="Heading 2 Char"/>
-    <w:link w:val="Heading2"/>
+  <w:style w:type="character" w:customStyle="1" w:styleId="20">
+    <w:name w:val="Заголовок 2 Знак"/>
+    <w:link w:val="2"/>
     <w:uiPriority w:val="99"/>
     <w:locked/>
     <w:rsid w:val="00E36909"/>
@@ -17884,9 +17971,9 @@
       <w:lang w:val="en-US"/>
     </w:rPr>
   </w:style>
-  <w:style w:type="character" w:customStyle="1" w:styleId="Heading3Char">
-    <w:name w:val="Heading 3 Char"/>
-    <w:link w:val="Heading3"/>
+  <w:style w:type="character" w:customStyle="1" w:styleId="30">
+    <w:name w:val="Заголовок 3 Знак"/>
+    <w:link w:val="3"/>
     <w:uiPriority w:val="99"/>
     <w:semiHidden/>
     <w:locked/>
@@ -17899,10 +17986,10 @@
       <w:lang w:val="en-US"/>
     </w:rPr>
   </w:style>
-  <w:style w:type="paragraph" w:styleId="DocumentMap">
+  <w:style w:type="paragraph" w:styleId="a4">
     <w:name w:val="Document Map"/>
-    <w:basedOn w:val="Normal"/>
-    <w:link w:val="DocumentMapChar"/>
+    <w:basedOn w:val="a"/>
+    <w:link w:val="a5"/>
     <w:uiPriority w:val="99"/>
     <w:semiHidden/>
     <w:rsid w:val="00BE02F8"/>
@@ -17912,9 +17999,9 @@
       <w:szCs w:val="24"/>
     </w:rPr>
   </w:style>
-  <w:style w:type="character" w:customStyle="1" w:styleId="DocumentMapChar">
-    <w:name w:val="Document Map Char"/>
-    <w:link w:val="DocumentMap"/>
+  <w:style w:type="character" w:customStyle="1" w:styleId="a5">
+    <w:name w:val="Схема документа Знак"/>
+    <w:link w:val="a4"/>
     <w:uiPriority w:val="99"/>
     <w:semiHidden/>
     <w:locked/>
@@ -17938,10 +18025,10 @@
       <w:szCs w:val="36"/>
     </w:rPr>
   </w:style>
-  <w:style w:type="paragraph" w:styleId="Subtitle">
+  <w:style w:type="paragraph" w:styleId="a6">
     <w:name w:val="Subtitle"/>
-    <w:basedOn w:val="Normal"/>
-    <w:next w:val="Normal"/>
+    <w:basedOn w:val="a"/>
+    <w:next w:val="a"/>
     <w:uiPriority w:val="11"/>
     <w:qFormat/>
     <w:pPr>

--- a/docx_resources/Вечірня-Утреня/В,У - Квітна Тріодь/pascha-3/3-3-ВУ.docx
+++ b/docx_resources/Вечірня-Утреня/В,У - Квітна Тріодь/pascha-3/3-3-ВУ.docx
@@ -44,7 +44,7 @@
     </w:p>
     <w:p>
       <w:pPr>
-        <w:pStyle w:val="1"/>
+        <w:pStyle w:val="Heading1"/>
         <w:spacing w:after="120"/>
         <w:jc w:val="center"/>
         <w:rPr>
@@ -56,6 +56,7 @@
         <w:rPr>
           <w:rFonts w:ascii="Times New Roman" w:hAnsi="Times New Roman" w:cs="Times New Roman"/>
           <w:b/>
+          <w:sz w:val="24"/>
         </w:rPr>
         <w:t>ВЕЧІРНЯ</w:t>
       </w:r>
@@ -397,7 +398,7 @@
     </w:p>
     <w:p>
       <w:pPr>
-        <w:pStyle w:val="2"/>
+        <w:pStyle w:val="Heading2"/>
         <w:spacing w:before="0" w:after="120"/>
         <w:jc w:val="center"/>
         <w:rPr>
@@ -470,14 +471,14 @@
           <w:rFonts w:ascii="Times New Roman" w:hAnsi="Times New Roman"/>
           <w:sz w:val="24"/>
         </w:rPr>
-        <w:t>Із хмар собі́ ро́би</w:t>
-      </w:r>
-      <w:r>
-        <w:rPr>
-          <w:rFonts w:ascii="Times New Roman" w:hAnsi="Times New Roman"/>
-          <w:sz w:val="24"/>
-        </w:rPr>
-        <w:t>ш колісни́цю,* хо́диш на кри́лах ві́тру.</w:t>
+        <w:t>Із хмар собі́ ро́биш колісни́</w:t>
+      </w:r>
+      <w:r>
+        <w:rPr>
+          <w:rFonts w:ascii="Times New Roman" w:hAnsi="Times New Roman"/>
+          <w:sz w:val="24"/>
+        </w:rPr>
+        <w:t>цю,* хо́диш на кри́лах ві́тру.</w:t>
       </w:r>
     </w:p>
     <w:p>
@@ -516,27 +517,27 @@
           <w:rFonts w:ascii="Times New Roman" w:hAnsi="Times New Roman"/>
           <w:sz w:val="24"/>
         </w:rPr>
-        <w:t xml:space="preserve">Безо́днею, немо́в оде́жею, покри́в її́,* по́над го́рами </w:t>
-      </w:r>
-      <w:r>
-        <w:rPr>
-          <w:rFonts w:ascii="Times New Roman" w:hAnsi="Times New Roman"/>
-          <w:sz w:val="24"/>
-        </w:rPr>
-        <w:t>ста́ли во́ди.</w:t>
-      </w:r>
-    </w:p>
-    <w:p>
-      <w:pPr>
-        <w:spacing w:after="120"/>
-        <w:jc w:val="both"/>
-      </w:pPr>
-      <w:r>
-        <w:rPr>
-          <w:rFonts w:ascii="Times New Roman" w:hAnsi="Times New Roman"/>
-          <w:sz w:val="24"/>
-        </w:rPr>
-        <w:t>Пе́ред погро́зою Твоє́ю вони́ тіка́ли,* пе́ред го́лосом гро́му Твого́ тремті́ли.</w:t>
+        <w:t>Безо́днею, немо́в оде́жею, покри́в її́,* по́над го́рами ста́ли во́ди.</w:t>
+      </w:r>
+    </w:p>
+    <w:p>
+      <w:pPr>
+        <w:spacing w:after="120"/>
+        <w:jc w:val="both"/>
+      </w:pPr>
+      <w:r>
+        <w:rPr>
+          <w:rFonts w:ascii="Times New Roman" w:hAnsi="Times New Roman"/>
+          <w:sz w:val="24"/>
+        </w:rPr>
+        <w:t>Пе</w:t>
+      </w:r>
+      <w:r>
+        <w:rPr>
+          <w:rFonts w:ascii="Times New Roman" w:hAnsi="Times New Roman"/>
+          <w:sz w:val="24"/>
+        </w:rPr>
+        <w:t>́ред погро́зою Твоє́ю вони́ тіка́ли,* пе́ред го́лосом гро́му Твого́ тремті́ли.</w:t>
       </w:r>
     </w:p>
     <w:p>
@@ -575,14 +576,7 @@
           <w:rFonts w:ascii="Times New Roman" w:hAnsi="Times New Roman"/>
           <w:sz w:val="24"/>
         </w:rPr>
-        <w:t xml:space="preserve">Джере́ла посила́єш у </w:t>
-      </w:r>
-      <w:r>
-        <w:rPr>
-          <w:rFonts w:ascii="Times New Roman" w:hAnsi="Times New Roman"/>
-          <w:sz w:val="24"/>
-        </w:rPr>
-        <w:t>рі́ки,* які́ течу́ть по́між го́рами.</w:t>
+        <w:t>Джере́ла посила́єш у рі́ки,* які́ течу́ть по́між го́рами.</w:t>
       </w:r>
     </w:p>
     <w:p>
@@ -608,28 +602,27 @@
           <w:rFonts w:ascii="Times New Roman" w:hAnsi="Times New Roman"/>
           <w:sz w:val="24"/>
         </w:rPr>
-        <w:lastRenderedPageBreak/>
-        <w:t>Над ни́ми ку́блиться небе́сне пта́ство,* з-по́між гілля́к дає́ свій го́лос.</w:t>
-      </w:r>
-    </w:p>
-    <w:p>
-      <w:pPr>
-        <w:spacing w:after="120"/>
-        <w:jc w:val="both"/>
-      </w:pPr>
-      <w:r>
-        <w:rPr>
-          <w:rFonts w:ascii="Times New Roman" w:hAnsi="Times New Roman"/>
-          <w:sz w:val="24"/>
-        </w:rPr>
-        <w:t>Ти напува́єш го́ри з Твої́х го́рниць,* земля́ наси́чується</w:t>
-      </w:r>
-      <w:r>
-        <w:rPr>
-          <w:rFonts w:ascii="Times New Roman" w:hAnsi="Times New Roman"/>
-          <w:sz w:val="24"/>
-        </w:rPr>
-        <w:t xml:space="preserve"> пло́дом діл Твої́х.</w:t>
+        <w:t>Над ни́ми ку́блиться небе́сне пта́ство,*</w:t>
+      </w:r>
+      <w:r>
+        <w:rPr>
+          <w:rFonts w:ascii="Times New Roman" w:hAnsi="Times New Roman"/>
+          <w:sz w:val="24"/>
+        </w:rPr>
+        <w:t xml:space="preserve"> з-по́між гілля́к дає́ свій го́лос.</w:t>
+      </w:r>
+    </w:p>
+    <w:p>
+      <w:pPr>
+        <w:spacing w:after="120"/>
+        <w:jc w:val="both"/>
+      </w:pPr>
+      <w:r>
+        <w:rPr>
+          <w:rFonts w:ascii="Times New Roman" w:hAnsi="Times New Roman"/>
+          <w:sz w:val="24"/>
+        </w:rPr>
+        <w:t>Ти напува́єш го́ри з Твої́х го́рниць,* земля́ наси́чується пло́дом діл Твої́х.</w:t>
       </w:r>
     </w:p>
     <w:p>
@@ -655,27 +648,27 @@
           <w:rFonts w:ascii="Times New Roman" w:hAnsi="Times New Roman"/>
           <w:sz w:val="24"/>
         </w:rPr>
-        <w:t>Вино́, що се́рце лю́дське звеселя́є, олі́ю, щоб від не́ї ясні́ло обли́ччя,* і хліб, що скрі́плює се́рце лю́дське.</w:t>
-      </w:r>
-    </w:p>
-    <w:p>
-      <w:pPr>
-        <w:spacing w:after="120"/>
-        <w:jc w:val="both"/>
-      </w:pPr>
-      <w:r>
-        <w:rPr>
-          <w:rFonts w:ascii="Times New Roman" w:hAnsi="Times New Roman"/>
-          <w:sz w:val="24"/>
-        </w:rPr>
-        <w:t xml:space="preserve">Наси́чуються дере́ва </w:t>
-      </w:r>
-      <w:r>
-        <w:rPr>
-          <w:rFonts w:ascii="Times New Roman" w:hAnsi="Times New Roman"/>
-          <w:sz w:val="24"/>
-        </w:rPr>
-        <w:t>Госпо́дні,* ке́дри лива́нські, що посади́в їх.</w:t>
+        <w:t>Вино́, що се́рце лю́дське звеселя́є, олі́ю, щоб від не</w:t>
+      </w:r>
+      <w:r>
+        <w:rPr>
+          <w:rFonts w:ascii="Times New Roman" w:hAnsi="Times New Roman"/>
+          <w:sz w:val="24"/>
+        </w:rPr>
+        <w:t>́ї ясні́ло обли́ччя,* і хліб, що скрі́плює се́рце лю́дське.</w:t>
+      </w:r>
+    </w:p>
+    <w:p>
+      <w:pPr>
+        <w:spacing w:after="120"/>
+        <w:jc w:val="both"/>
+      </w:pPr>
+      <w:r>
+        <w:rPr>
+          <w:rFonts w:ascii="Times New Roman" w:hAnsi="Times New Roman"/>
+          <w:sz w:val="24"/>
+        </w:rPr>
+        <w:t>Наси́чуються дере́ва Госпо́дні,* ке́дри лива́нські, що посади́в їх.</w:t>
       </w:r>
     </w:p>
     <w:p>
@@ -714,27 +707,27 @@
           <w:rFonts w:ascii="Times New Roman" w:hAnsi="Times New Roman"/>
           <w:sz w:val="24"/>
         </w:rPr>
-        <w:t>Ти створи́в мі́сяць, щоб значи́ти по́ри;* со́нце зна́є свій за́хід.</w:t>
-      </w:r>
-    </w:p>
-    <w:p>
-      <w:pPr>
-        <w:spacing w:after="120"/>
-        <w:jc w:val="both"/>
-      </w:pPr>
-      <w:r>
-        <w:rPr>
-          <w:rFonts w:ascii="Times New Roman" w:hAnsi="Times New Roman"/>
-          <w:sz w:val="24"/>
-        </w:rPr>
-        <w:t>Наво́диш те́мряв</w:t>
-      </w:r>
-      <w:r>
-        <w:rPr>
-          <w:rFonts w:ascii="Times New Roman" w:hAnsi="Times New Roman"/>
-          <w:sz w:val="24"/>
-        </w:rPr>
-        <w:t>у, і ніч надхо́дить,* що в ній вору́шаться усі́ зві́рі дібро́вні.</w:t>
+        <w:t>Т</w:t>
+      </w:r>
+      <w:r>
+        <w:rPr>
+          <w:rFonts w:ascii="Times New Roman" w:hAnsi="Times New Roman"/>
+          <w:sz w:val="24"/>
+        </w:rPr>
+        <w:t>и створи́в мі́сяць, щоб значи́ти по́ри;* со́нце зна́є свій за́хід.</w:t>
+      </w:r>
+    </w:p>
+    <w:p>
+      <w:pPr>
+        <w:spacing w:after="120"/>
+        <w:jc w:val="both"/>
+      </w:pPr>
+      <w:r>
+        <w:rPr>
+          <w:rFonts w:ascii="Times New Roman" w:hAnsi="Times New Roman"/>
+          <w:sz w:val="24"/>
+        </w:rPr>
+        <w:t>Наво́диш те́мряву, і ніч надхо́дить,* що в ній вору́шаться усі́ зві́рі дібро́вні.</w:t>
       </w:r>
     </w:p>
     <w:p>
@@ -760,27 +753,27 @@
           <w:rFonts w:ascii="Times New Roman" w:hAnsi="Times New Roman"/>
           <w:sz w:val="24"/>
         </w:rPr>
-        <w:t>Хова́ються, як ті́льки зі́йде со́нце,* ляга́ють у свої́х но́рах.</w:t>
-      </w:r>
-    </w:p>
-    <w:p>
-      <w:pPr>
-        <w:spacing w:after="120"/>
-        <w:jc w:val="both"/>
-      </w:pPr>
-      <w:r>
-        <w:rPr>
-          <w:rFonts w:ascii="Times New Roman" w:hAnsi="Times New Roman"/>
-          <w:sz w:val="24"/>
-        </w:rPr>
-        <w:t>Вихо́дить люди́на до свого́ ді́ла,* і до своє́</w:t>
-      </w:r>
-      <w:r>
-        <w:rPr>
-          <w:rFonts w:ascii="Times New Roman" w:hAnsi="Times New Roman"/>
-          <w:sz w:val="24"/>
-        </w:rPr>
-        <w:t>ї пра́ці аж до ве́чора.</w:t>
+        <w:t>Хова́ються, як ті́льки зі́йд</w:t>
+      </w:r>
+      <w:r>
+        <w:rPr>
+          <w:rFonts w:ascii="Times New Roman" w:hAnsi="Times New Roman"/>
+          <w:sz w:val="24"/>
+        </w:rPr>
+        <w:t>е со́нце,* ляга́ють у свої́х но́рах.</w:t>
+      </w:r>
+    </w:p>
+    <w:p>
+      <w:pPr>
+        <w:spacing w:after="120"/>
+        <w:jc w:val="both"/>
+      </w:pPr>
+      <w:r>
+        <w:rPr>
+          <w:rFonts w:ascii="Times New Roman" w:hAnsi="Times New Roman"/>
+          <w:sz w:val="24"/>
+        </w:rPr>
+        <w:t>Вихо́дить люди́на до свого́ ді́ла,* і до своє́ї пра́ці аж до ве́чора.</w:t>
       </w:r>
     </w:p>
     <w:p>
@@ -806,27 +799,27 @@
           <w:rFonts w:ascii="Times New Roman" w:hAnsi="Times New Roman"/>
           <w:sz w:val="24"/>
         </w:rPr>
-        <w:t>Ось мо́ре вели́ке, преширо́ке,* у ньо́му плазуні́в без лі́ку, зві́рів мали́х і вели́ких.</w:t>
-      </w:r>
-    </w:p>
-    <w:p>
-      <w:pPr>
-        <w:spacing w:after="120"/>
-        <w:jc w:val="both"/>
-      </w:pPr>
-      <w:r>
-        <w:rPr>
-          <w:rFonts w:ascii="Times New Roman" w:hAnsi="Times New Roman"/>
-          <w:sz w:val="24"/>
-        </w:rPr>
-        <w:t xml:space="preserve">Там кораблі́ прохо́дять,* є і левіята́н, </w:t>
-      </w:r>
-      <w:r>
-        <w:rPr>
-          <w:rFonts w:ascii="Times New Roman" w:hAnsi="Times New Roman"/>
-          <w:sz w:val="24"/>
-        </w:rPr>
-        <w:t>яко́го Ти створи́в, щоб ним ба́витися.</w:t>
+        <w:t>Ось мо́ре вели́ке, преширо́ке,* у ньо́му плаз</w:t>
+      </w:r>
+      <w:r>
+        <w:rPr>
+          <w:rFonts w:ascii="Times New Roman" w:hAnsi="Times New Roman"/>
+          <w:sz w:val="24"/>
+        </w:rPr>
+        <w:t>уні́в без лі́ку, зві́рів мали́х і вели́ких.</w:t>
+      </w:r>
+    </w:p>
+    <w:p>
+      <w:pPr>
+        <w:spacing w:after="120"/>
+        <w:jc w:val="both"/>
+      </w:pPr>
+      <w:r>
+        <w:rPr>
+          <w:rFonts w:ascii="Times New Roman" w:hAnsi="Times New Roman"/>
+          <w:sz w:val="24"/>
+        </w:rPr>
+        <w:t>Там кораблі́ прохо́дять,* є і левіята́н, яко́го Ти створи́в, щоб ним ба́витися.</w:t>
       </w:r>
     </w:p>
     <w:p>
@@ -852,27 +845,27 @@
           <w:rFonts w:ascii="Times New Roman" w:hAnsi="Times New Roman"/>
           <w:sz w:val="24"/>
         </w:rPr>
-        <w:t>Коли́ дає́ш їм, вони́ її́ збира́ють,* як розту́люєш Твою́ ру́ку, вони́ наси́чуються бла́гом.</w:t>
-      </w:r>
-    </w:p>
-    <w:p>
-      <w:pPr>
-        <w:spacing w:after="120"/>
-        <w:jc w:val="both"/>
-      </w:pPr>
-      <w:r>
-        <w:rPr>
-          <w:rFonts w:ascii="Times New Roman" w:hAnsi="Times New Roman"/>
-          <w:sz w:val="24"/>
-        </w:rPr>
-        <w:t>Вони́ бенте́жаться, коли́ хова́єш вид Свій;* як забира́єш д</w:t>
-      </w:r>
-      <w:r>
-        <w:rPr>
-          <w:rFonts w:ascii="Times New Roman" w:hAnsi="Times New Roman"/>
-          <w:sz w:val="24"/>
-        </w:rPr>
-        <w:t>ух у них, вони́ ги́нуть і поверта́ються у свій по́рох.</w:t>
+        <w:t>Коли́ дає́ш їм, вони́ її́ збира́ють,* як розту́люєш Твою́ ру́ку, во</w:t>
+      </w:r>
+      <w:r>
+        <w:rPr>
+          <w:rFonts w:ascii="Times New Roman" w:hAnsi="Times New Roman"/>
+          <w:sz w:val="24"/>
+        </w:rPr>
+        <w:t>ни́ наси́чуються бла́гом.</w:t>
+      </w:r>
+    </w:p>
+    <w:p>
+      <w:pPr>
+        <w:spacing w:after="120"/>
+        <w:jc w:val="both"/>
+      </w:pPr>
+      <w:r>
+        <w:rPr>
+          <w:rFonts w:ascii="Times New Roman" w:hAnsi="Times New Roman"/>
+          <w:sz w:val="24"/>
+        </w:rPr>
+        <w:t>Вони́ бенте́жаться, коли́ хова́єш вид Свій;* як забира́єш дух у них, вони́ ги́нуть і поверта́ються у свій по́рох.</w:t>
       </w:r>
     </w:p>
     <w:p>
@@ -911,14 +904,7 @@
           <w:rFonts w:ascii="Times New Roman" w:hAnsi="Times New Roman"/>
           <w:sz w:val="24"/>
         </w:rPr>
-        <w:t>Спогля́не Він на зе́млю, і вона́ стряса́ється,* тор</w:t>
-      </w:r>
-      <w:r>
-        <w:rPr>
-          <w:rFonts w:ascii="Times New Roman" w:hAnsi="Times New Roman"/>
-          <w:sz w:val="24"/>
-        </w:rPr>
-        <w:t>кне́ться гір, вони́ диму́ють.</w:t>
+        <w:t>Спогля́не Він на зе́млю, і вона́ стряса́ється,* торкне́ться гір, вони́ диму́ють.</w:t>
       </w:r>
     </w:p>
     <w:p>
@@ -957,14 +943,14 @@
           <w:rFonts w:ascii="Times New Roman" w:hAnsi="Times New Roman"/>
           <w:sz w:val="24"/>
         </w:rPr>
-        <w:t xml:space="preserve">Неха́й грі́шники з землі ще́знуть, і беззако́нних бі́льше </w:t>
-      </w:r>
-      <w:r>
-        <w:rPr>
-          <w:rFonts w:ascii="Times New Roman" w:hAnsi="Times New Roman"/>
-          <w:sz w:val="24"/>
-        </w:rPr>
-        <w:t>неха́й не бу́де.* Благослови́, душе́ моя́, Го́спода.</w:t>
+        <w:t xml:space="preserve">Неха́й грі́шники </w:t>
+      </w:r>
+      <w:r>
+        <w:rPr>
+          <w:rFonts w:ascii="Times New Roman" w:hAnsi="Times New Roman"/>
+          <w:sz w:val="24"/>
+        </w:rPr>
+        <w:t>з землі ще́знуть, і беззако́нних бі́льше неха́й не бу́де.* Благослови́, душе́ моя́, Го́спода.</w:t>
       </w:r>
     </w:p>
     <w:p>
@@ -1003,14 +989,14 @@
           <w:rFonts w:ascii="Times New Roman" w:hAnsi="Times New Roman"/>
           <w:sz w:val="24"/>
         </w:rPr>
-        <w:t>Сла́ва Отцю́, і Си́ну, і Свято́му Ду́хові,* І ни́ні, і повсякча́с, і на</w:t>
-      </w:r>
-      <w:r>
-        <w:rPr>
-          <w:rFonts w:ascii="Times New Roman" w:hAnsi="Times New Roman"/>
-          <w:sz w:val="24"/>
-        </w:rPr>
-        <w:t xml:space="preserve"> ві́ки вікі́в. Амі́нь.</w:t>
+        <w:t>Сла́ва Отцю́, і Си́ну, і Свято</w:t>
+      </w:r>
+      <w:r>
+        <w:rPr>
+          <w:rFonts w:ascii="Times New Roman" w:hAnsi="Times New Roman"/>
+          <w:sz w:val="24"/>
+        </w:rPr>
+        <w:t>́му Ду́хові,* І ни́ні, і повсякча́с, і на ві́ки вікі́в. Амі́нь.</w:t>
       </w:r>
     </w:p>
     <w:p>
@@ -1048,7 +1034,7 @@
     </w:p>
     <w:p>
       <w:pPr>
-        <w:pStyle w:val="3"/>
+        <w:pStyle w:val="Heading3"/>
         <w:spacing w:before="0" w:after="120"/>
         <w:jc w:val="center"/>
         <w:rPr>
@@ -1064,6 +1050,7 @@
           <w:b/>
           <w:i/>
           <w:color w:val="FF0000"/>
+          <w:sz w:val="24"/>
         </w:rPr>
         <w:t>Вечірні молитви</w:t>
       </w:r>
@@ -1115,16 +1102,7 @@
           <w:sz w:val="24"/>
           <w:szCs w:val="24"/>
         </w:rPr>
-        <w:t xml:space="preserve"> Господи щедрий і милосердний, довготерпеливий і многомилостивий! Вислухай молитви наші і зверни увагу на голос моління нашого і яви нам знак милости твоєї, наведи нас на дорогу твою, щоб ходили ми в твоїй правді. Звесели серця наші, щоб ми боялись імення твого святого, бо ти великий і твориш чуда; ти Бог єдиний і немає подібного тобі </w:t>
-      </w:r>
-      <w:r>
-        <w:rPr>
-          <w:rFonts w:ascii="Times New Roman" w:hAnsi="Times New Roman" w:cs="Times New Roman"/>
-          <w:sz w:val="24"/>
-          <w:szCs w:val="24"/>
-        </w:rPr>
-        <w:lastRenderedPageBreak/>
-        <w:t>між богами, Господи. Ти сильний у милості і добрий у силі, аби допомагати й утішати, і спасати всіх, хто на ім'я твоє святе уповає. Бо тобі належить усяка слава, честь і поклоніння: Отцю, Сину, і Святому Духові, нині і повсякчас, і на віки віків. Амінь.</w:t>
+        <w:t xml:space="preserve"> Господи щедрий і милосердний, довготерпеливий і многомилостивий! Вислухай молитви наші і зверни увагу на голос моління нашого і яви нам знак милости твоєї, наведи нас на дорогу твою, щоб ходили ми в твоїй правді. Звесели серця наші, щоб ми боялись імення твого святого, бо ти великий і твориш чуда; ти Бог єдиний і немає подібного тобі між богами, Господи. Ти сильний у милості і добрий у силі, аби допомагати й утішати, і спасати всіх, хто на ім'я твоє святе уповає. Бо тобі належить усяка слава, честь і поклоніння: Отцю, Сину, і Святому Духові, нині і повсякчас, і на віки віків. Амінь.</w:t>
       </w:r>
     </w:p>
     <w:p>
@@ -1320,34 +1298,25 @@
           <w:sz w:val="24"/>
           <w:szCs w:val="24"/>
         </w:rPr>
-        <w:t xml:space="preserve"> Боже великий і вишній, в тебе одного є безсмертність і в світлі живеш недоступнім. Ти все створіння мудро створив, відокремив світло від темряви і сонце поклав, щоб правити днем, а місяць і зорі, щоб володіли ніччю, нас же грішних вчинив достойними і в теперішню годину стати перед твоїм обличчям, щоб тебе визнавати і принести тобі вечірнє славослов'я. Направ, Людинолюбче, молитву нашу, немов кадило, перед тобою і прийми її, як благовонний запах. Дай нам мирний цей вечір і близьку вже ніч; зодягни нас у броню світла; визволь нас від нічного страху і всякої речі, що в темряві з'являється, і дай сон, що його ти дарував на відпочинок нашій немічності, вільний від усякого маріння диявольського. Владико, давче добра, хай і на нашій постелі, бувши тобі милими, згадуємо вночі твоє ім'я і, просвічувані навчанням твоїх заповідей, встанемо в душевній радості до звеличування твоєї доброти, приносячи твоєму милосердю молитви і моління, за наші і всіх твоїх людей провини. Відвідай їх задля молитов святої Богородиці. Бо ти є </w:t>
-      </w:r>
-      <w:r>
-        <w:rPr>
-          <w:rFonts w:ascii="Times New Roman" w:hAnsi="Times New Roman" w:cs="Times New Roman"/>
-          <w:sz w:val="24"/>
-          <w:szCs w:val="24"/>
-        </w:rPr>
-        <w:lastRenderedPageBreak/>
-        <w:t>добрий і людинолюбний Бог, і тобі віддаємо славу: Отцю, і Сину, і Святому Духові, нині і повсякчас, і на віки віків. Амінь.</w:t>
-      </w:r>
-    </w:p>
-    <w:p>
-      <w:pPr>
-        <w:spacing w:after="120"/>
-        <w:jc w:val="both"/>
-        <w:rPr>
-          <w:rFonts w:ascii="Times New Roman" w:hAnsi="Times New Roman" w:cs="Times New Roman"/>
-          <w:i/>
-          <w:color w:val="FF0000"/>
-          <w:sz w:val="24"/>
-          <w:szCs w:val="24"/>
-        </w:rPr>
-      </w:pPr>
-    </w:p>
-    <w:p>
-      <w:pPr>
-        <w:pStyle w:val="3"/>
+        <w:t xml:space="preserve"> Боже великий і вишній, в тебе одного є безсмертність і в світлі живеш недоступнім. Ти все створіння мудро створив, відокремив світло від темряви і сонце поклав, щоб правити днем, а місяць і зорі, щоб володіли ніччю, нас же грішних вчинив достойними і в теперішню годину стати перед твоїм обличчям, щоб тебе визнавати і принести тобі вечірнє славослов'я. Направ, Людинолюбче, молитву нашу, немов кадило, перед тобою і прийми її, як благовонний запах. Дай нам мирний цей вечір і близьку вже ніч; зодягни нас у броню світла; визволь нас від нічного страху і всякої речі, що в темряві з'являється, і дай сон, що його ти дарував на відпочинок нашій немічності, вільний від усякого маріння диявольського. Владико, давче добра, хай і на нашій постелі, бувши тобі милими, згадуємо вночі твоє ім'я і, просвічувані навчанням твоїх заповідей, встанемо в душевній радості до звеличування твоєї доброти, приносячи твоєму милосердю молитви і моління, за наші і всіх твоїх людей провини. Відвідай їх задля молитов святої Богородиці. Бо ти є добрий і людинолюбний Бог, і тобі віддаємо славу: Отцю, і Сину, і Святому Духові, нині і повсякчас, і на віки віків. Амінь.</w:t>
+      </w:r>
+    </w:p>
+    <w:p>
+      <w:pPr>
+        <w:spacing w:after="120"/>
+        <w:jc w:val="both"/>
+        <w:rPr>
+          <w:rFonts w:ascii="Times New Roman" w:hAnsi="Times New Roman" w:cs="Times New Roman"/>
+          <w:i/>
+          <w:color w:val="FF0000"/>
+          <w:sz w:val="24"/>
+          <w:szCs w:val="24"/>
+        </w:rPr>
+      </w:pPr>
+    </w:p>
+    <w:p>
+      <w:pPr>
+        <w:pStyle w:val="Heading3"/>
         <w:spacing w:before="0" w:after="120"/>
         <w:jc w:val="center"/>
         <w:rPr>
@@ -1363,6 +1332,7 @@
           <w:b/>
           <w:i/>
           <w:color w:val="FF0000"/>
+          <w:sz w:val="24"/>
         </w:rPr>
         <w:t>Велика ектенія</w:t>
       </w:r>
@@ -1920,17 +1890,7 @@
           <w:szCs w:val="24"/>
           <w:u w:val="single"/>
         </w:rPr>
-        <w:t xml:space="preserve"> [Господи щедрий і милосердний, довготерпеливий і многомилостивий! Вислухай молитви наші і зверни увагу на голос моління нашого і яви нам знак милости твоєї, наведи нас на дорогу твою, щоб ходили ми в твоїй правді. Звесели серця наші, щоб ми боялись імення твого святого, бо ти великий і твориш чуда; ти Бог єдиний і немає подібного тобі </w:t>
-      </w:r>
-      <w:r>
-        <w:rPr>
-          <w:rFonts w:ascii="Times New Roman" w:hAnsi="Times New Roman" w:cs="Times New Roman"/>
-          <w:sz w:val="24"/>
-          <w:szCs w:val="24"/>
-          <w:u w:val="single"/>
-        </w:rPr>
-        <w:lastRenderedPageBreak/>
-        <w:t>між богами, Господи. Ти сильний у милості і добрий у силі, аби допомагати й утішати, і спасати всіх, хто на ім'я твоє святе уповає.]</w:t>
+        <w:t xml:space="preserve"> [Господи щедрий і милосердний, довготерпеливий і многомилостивий! Вислухай молитви наші і зверни увагу на голос моління нашого і яви нам знак милости твоєї, наведи нас на дорогу твою, щоб ходили ми в твоїй правді. Звесели серця наші, щоб ми боялись імення твого святого, бо ти великий і твориш чуда; ти Бог єдиний і немає подібного тобі між богами, Господи. Ти сильний у милості і добрий у силі, аби допомагати й утішати, і спасати всіх, хто на ім'я твоє святе уповає.]</w:t>
       </w:r>
     </w:p>
     <w:p>
@@ -2006,7 +1966,7 @@
     </w:p>
     <w:p>
       <w:pPr>
-        <w:pStyle w:val="2"/>
+        <w:pStyle w:val="Heading2"/>
         <w:spacing w:before="0" w:after="120"/>
         <w:jc w:val="center"/>
         <w:rPr>
@@ -2091,14 +2051,7 @@
           <w:rFonts w:ascii="Times New Roman" w:hAnsi="Times New Roman"/>
           <w:sz w:val="24"/>
         </w:rPr>
-        <w:t>Поста́в, Го</w:t>
-      </w:r>
-      <w:r>
-        <w:rPr>
-          <w:rFonts w:ascii="Times New Roman" w:hAnsi="Times New Roman"/>
-          <w:sz w:val="24"/>
-        </w:rPr>
-        <w:t>́споди, мої́м уста́м сторо́жу;* до двере́й губ мої́х − ва́рту!</w:t>
+        <w:t>Поста́в, Го́споди, мої́м уста́м сторо́жу;* до двере́й губ мої́х − ва́рту!</w:t>
       </w:r>
     </w:p>
     <w:p>
@@ -2137,27 +2090,27 @@
           <w:rFonts w:ascii="Times New Roman" w:hAnsi="Times New Roman"/>
           <w:sz w:val="24"/>
         </w:rPr>
-        <w:t xml:space="preserve">Неха́й пра́ведник </w:t>
-      </w:r>
-      <w:r>
-        <w:rPr>
-          <w:rFonts w:ascii="Times New Roman" w:hAnsi="Times New Roman"/>
-          <w:sz w:val="24"/>
-        </w:rPr>
-        <w:t>по-до́брому б’є мене́ й виправля́є,* а олі́я грі́шного неха́й не нама́стить голови́ моє́ї.</w:t>
-      </w:r>
-    </w:p>
-    <w:p>
-      <w:pPr>
-        <w:spacing w:after="120"/>
-        <w:jc w:val="both"/>
-      </w:pPr>
-      <w:r>
-        <w:rPr>
-          <w:rFonts w:ascii="Times New Roman" w:hAnsi="Times New Roman"/>
-          <w:sz w:val="24"/>
-        </w:rPr>
-        <w:t>Я все-таки́ моли́тимусь,* незважа́ючи на ї́хні злі вчи́нки.</w:t>
+        <w:t>Неха́й пра́ведник по-до́брому б’є мене́ й виправля́є,* а олі́я грі́шного неха́й не нама́стить голови́ моє́ї.</w:t>
+      </w:r>
+    </w:p>
+    <w:p>
+      <w:pPr>
+        <w:spacing w:after="120"/>
+        <w:jc w:val="both"/>
+      </w:pPr>
+      <w:r>
+        <w:rPr>
+          <w:rFonts w:ascii="Times New Roman" w:hAnsi="Times New Roman"/>
+          <w:sz w:val="24"/>
+        </w:rPr>
+        <w:t>Я все-таки́ моли́тимусь,* незважа́ючи на ї́хн</w:t>
+      </w:r>
+      <w:r>
+        <w:rPr>
+          <w:rFonts w:ascii="Times New Roman" w:hAnsi="Times New Roman"/>
+          <w:sz w:val="24"/>
+        </w:rPr>
+        <w:t>і злі вчи́нки.</w:t>
       </w:r>
     </w:p>
     <w:p>
@@ -2183,27 +2136,27 @@
           <w:rFonts w:ascii="Times New Roman" w:hAnsi="Times New Roman"/>
           <w:sz w:val="24"/>
         </w:rPr>
-        <w:t>Немо́вби хтось розби</w:t>
-      </w:r>
-      <w:r>
-        <w:rPr>
-          <w:rFonts w:ascii="Times New Roman" w:hAnsi="Times New Roman"/>
-          <w:sz w:val="24"/>
-        </w:rPr>
-        <w:t>́в і розри́в зе́млю,* розки́дано ї́хні ко́сті пе́ред а́дом.</w:t>
-      </w:r>
-    </w:p>
-    <w:p>
-      <w:pPr>
-        <w:spacing w:after="120"/>
-        <w:jc w:val="both"/>
-      </w:pPr>
-      <w:r>
-        <w:rPr>
-          <w:rFonts w:ascii="Times New Roman" w:hAnsi="Times New Roman"/>
-          <w:sz w:val="24"/>
-        </w:rPr>
-        <w:t>Бо до Те́бе, Го́споди, мій Бо́же, мої́ о́чі;* до Те́бе прибіга́ю, не губи́ душі́ моє́ї.</w:t>
+        <w:t>Немо́вби хтось розби́в і розри́в зе́млю,* розки́дано ї́хні ко́сті пе́ред а́дом.</w:t>
+      </w:r>
+    </w:p>
+    <w:p>
+      <w:pPr>
+        <w:spacing w:after="120"/>
+        <w:jc w:val="both"/>
+      </w:pPr>
+      <w:r>
+        <w:rPr>
+          <w:rFonts w:ascii="Times New Roman" w:hAnsi="Times New Roman"/>
+          <w:sz w:val="24"/>
+        </w:rPr>
+        <w:t>Бо до Те́бе, Го́споди, мій Бо́же, мої́ о́чі;* до Те́бе прибіга́ю, не губи́ д</w:t>
+      </w:r>
+      <w:r>
+        <w:rPr>
+          <w:rFonts w:ascii="Times New Roman" w:hAnsi="Times New Roman"/>
+          <w:sz w:val="24"/>
+        </w:rPr>
+        <w:t>уші́ моє́ї.</w:t>
       </w:r>
     </w:p>
     <w:p>
@@ -2229,14 +2182,7 @@
           <w:rFonts w:ascii="Times New Roman" w:hAnsi="Times New Roman"/>
           <w:sz w:val="24"/>
         </w:rPr>
-        <w:t>Неха́й г</w:t>
-      </w:r>
-      <w:r>
-        <w:rPr>
-          <w:rFonts w:ascii="Times New Roman" w:hAnsi="Times New Roman"/>
-          <w:sz w:val="24"/>
-        </w:rPr>
-        <w:t>рі́шники впаду́ть у вла́сні сі́ті всі ра́зом,* а я пройду́ безпе́чно.</w:t>
+        <w:t>Неха́й грі́шники впаду́ть у вла́сні сі́ті всі ра́зом,* а я пройду́ безпе́чно.</w:t>
       </w:r>
     </w:p>
     <w:p>
@@ -2265,7 +2211,14 @@
           <w:rFonts w:ascii="Times New Roman" w:hAnsi="Times New Roman"/>
           <w:sz w:val="24"/>
         </w:rPr>
-        <w:t>Я го́лосом мої́м до Го́спода взива́ю,* я го́лосом мої́м до Го́спода молю́ся.</w:t>
+        <w:t>Я го́лосом мої́м до Го́спода взива́ю,* я го́лосом мої́м</w:t>
+      </w:r>
+      <w:r>
+        <w:rPr>
+          <w:rFonts w:ascii="Times New Roman" w:hAnsi="Times New Roman"/>
+          <w:sz w:val="24"/>
+        </w:rPr>
+        <w:t xml:space="preserve"> до Го́спода молю́ся.</w:t>
       </w:r>
     </w:p>
     <w:p>
@@ -2291,27 +2244,27 @@
           <w:rFonts w:ascii="Times New Roman" w:hAnsi="Times New Roman"/>
           <w:sz w:val="24"/>
         </w:rPr>
-        <w:t>Коли́ триво́житься в мені́ дух м</w:t>
-      </w:r>
-      <w:r>
-        <w:rPr>
-          <w:rFonts w:ascii="Times New Roman" w:hAnsi="Times New Roman"/>
-          <w:sz w:val="24"/>
-        </w:rPr>
-        <w:t>ій, Ти знає́ш мою́ сте́жку.* На доро́зі, де я ступа́ю, та́йно розста́вили сильце́ на ме́не.</w:t>
-      </w:r>
-    </w:p>
-    <w:p>
-      <w:pPr>
-        <w:spacing w:after="120"/>
-        <w:jc w:val="both"/>
-      </w:pPr>
-      <w:r>
-        <w:rPr>
-          <w:rFonts w:ascii="Times New Roman" w:hAnsi="Times New Roman"/>
-          <w:sz w:val="24"/>
-        </w:rPr>
-        <w:t>Погля́нь право́руч і подиви́ся:* нема́ ніко́го, хто дбав би за ме́не.</w:t>
+        <w:t>Коли́ триво́житься в мені́ дух мій, Ти знає́ш мою́ сте́жку.* На доро́зі, де я ступа́ю, та́йно розста́вили сильце́ на ме́не.</w:t>
+      </w:r>
+    </w:p>
+    <w:p>
+      <w:pPr>
+        <w:spacing w:after="120"/>
+        <w:jc w:val="both"/>
+      </w:pPr>
+      <w:r>
+        <w:rPr>
+          <w:rFonts w:ascii="Times New Roman" w:hAnsi="Times New Roman"/>
+          <w:sz w:val="24"/>
+        </w:rPr>
+        <w:t>Погля́нь право́руч і подиви́ся:* нема́ ніко́</w:t>
+      </w:r>
+      <w:r>
+        <w:rPr>
+          <w:rFonts w:ascii="Times New Roman" w:hAnsi="Times New Roman"/>
+          <w:sz w:val="24"/>
+        </w:rPr>
+        <w:t>го, хто дбав би за ме́не.</w:t>
       </w:r>
     </w:p>
     <w:p>
@@ -2337,14 +2290,7 @@
           <w:rFonts w:ascii="Times New Roman" w:hAnsi="Times New Roman"/>
           <w:sz w:val="24"/>
         </w:rPr>
-        <w:t>До Те́бе, Го́споди, взив</w:t>
-      </w:r>
-      <w:r>
-        <w:rPr>
-          <w:rFonts w:ascii="Times New Roman" w:hAnsi="Times New Roman"/>
-          <w:sz w:val="24"/>
-        </w:rPr>
-        <w:t>а́ю й кажу́:* Ти моє́ прибі́жище, в землі́ живи́х Ти − моя́ до́ля!</w:t>
+        <w:t>До Те́бе, Го́споди, взива́ю й кажу́:* Ти моє́ прибі́жище, в землі́ живи́х Ти − моя́ до́ля!</w:t>
       </w:r>
     </w:p>
     <w:p>
@@ -2447,13 +2393,12 @@
           <w:rFonts w:ascii="Times New Roman" w:hAnsi="Times New Roman"/>
           <w:sz w:val="24"/>
         </w:rPr>
-        <w:lastRenderedPageBreak/>
         <w:t>Неха́й бу́дуть Твої́ ву́ха ува́жні,* до го́лосу бла́гання мого́.</w:t>
       </w:r>
     </w:p>
     <w:p>
       <w:pPr>
-        <w:pStyle w:val="3"/>
+        <w:pStyle w:val="Heading3"/>
         <w:spacing w:before="0" w:after="120"/>
         <w:jc w:val="center"/>
         <w:rPr>
@@ -2468,6 +2413,7 @@
           <w:b/>
           <w:i/>
           <w:color w:val="FF0000"/>
+          <w:sz w:val="24"/>
         </w:rPr>
         <w:t>Стихири</w:t>
       </w:r>
@@ -2981,7 +2927,7 @@
     </w:p>
     <w:p>
       <w:pPr>
-        <w:pStyle w:val="2"/>
+        <w:pStyle w:val="Heading2"/>
         <w:spacing w:before="0" w:after="120"/>
         <w:jc w:val="center"/>
         <w:rPr>
@@ -3060,15 +3006,7 @@
           <w:rFonts w:ascii="Times New Roman" w:hAnsi="Times New Roman"/>
           <w:sz w:val="24"/>
         </w:rPr>
-        <w:t xml:space="preserve">Сві́тло ти́хе свято́ї сла́ви безсме́ртного Отця́ небе́сного, свято́го, блаже́нного, Ісу́се Хри́сте, дожи́вши до за́ходу со́нця, ба́чивши сві́тло вечі́рнє, сла́вимо Отця́, і Си́на, і </w:t>
-      </w:r>
-      <w:r>
-        <w:rPr>
-          <w:rFonts w:ascii="Times New Roman" w:hAnsi="Times New Roman"/>
-          <w:sz w:val="24"/>
-        </w:rPr>
-        <w:lastRenderedPageBreak/>
-        <w:t>Свято́го Ду́ха – Бо́га. Досто́йно є повсякча́с прославля́ти Тебе́ голоса́ми побо́жними, Си́ну Бо́жий, що життя́ дає́ш усьому́ сві́ту, тому́ світ уве́сь сла́вить Тебе́.</w:t>
+        <w:t>Сві́тло ти́хе свято́ї сла́ви безсме́ртного Отця́ небе́сного, свято́го, блаже́нного, Ісу́се Хри́сте, дожи́вши до за́ходу со́нця, ба́чивши сві́тло вечі́рнє, сла́вимо Отця́, і Си́на, і Свято́го Ду́ха – Бо́га. Досто́йно є повсякча́с прославля́ти Тебе́ голоса́ми побо́жними, Си́ну Бо́жий, що життя́ дає́ш усьому́ сві́ту, тому́ світ уве́сь сла́вить Тебе́.</w:t>
       </w:r>
     </w:p>
     <w:p>
@@ -3160,7 +3098,7 @@
     </w:p>
     <w:p>
       <w:pPr>
-        <w:pStyle w:val="3"/>
+        <w:pStyle w:val="Heading3"/>
         <w:spacing w:before="0" w:after="120"/>
         <w:jc w:val="center"/>
         <w:rPr>
@@ -3175,6 +3113,7 @@
           <w:b/>
           <w:i/>
           <w:color w:val="FF0000"/>
+          <w:sz w:val="24"/>
         </w:rPr>
         <w:t>Прокімен</w:t>
       </w:r>
@@ -3183,12 +3122,14 @@
           <w:rFonts w:ascii="Times New Roman" w:eastAsia="Times New Roman" w:hAnsi="Times New Roman" w:cs="Times New Roman"/>
           <w:i/>
           <w:color w:val="FF0000"/>
+          <w:sz w:val="24"/>
         </w:rPr>
         <w:t>:</w:t>
       </w:r>
       <w:r>
         <w:rPr>
           <w:rFonts w:ascii="Times New Roman" w:hAnsi="Times New Roman"/>
+          <w:sz w:val="24"/>
         </w:rPr>
         <w:t xml:space="preserve"> </w:t>
       </w:r>
@@ -3197,6 +3138,7 @@
           <w:rFonts w:ascii="Times New Roman" w:eastAsia="Times New Roman" w:hAnsi="Times New Roman" w:cs="Times New Roman"/>
           <w:i/>
           <w:color w:val="FF0000"/>
+          <w:sz w:val="24"/>
         </w:rPr>
         <w:t>Псалом 22 (г. 1):</w:t>
       </w:r>
@@ -3275,7 +3217,7 @@
     </w:p>
     <w:p>
       <w:pPr>
-        <w:pStyle w:val="3"/>
+        <w:pStyle w:val="Heading3"/>
         <w:spacing w:before="0" w:after="120"/>
         <w:jc w:val="center"/>
         <w:rPr>
@@ -3291,6 +3233,7 @@
           <w:b/>
           <w:i/>
           <w:color w:val="FF0000"/>
+          <w:sz w:val="24"/>
         </w:rPr>
         <w:t>Сподоби, Господи</w:t>
       </w:r>
@@ -3498,7 +3441,7 @@
     </w:p>
     <w:p>
       <w:pPr>
-        <w:pStyle w:val="3"/>
+        <w:pStyle w:val="Heading3"/>
         <w:spacing w:before="0" w:after="120"/>
         <w:jc w:val="center"/>
         <w:rPr>
@@ -3514,6 +3457,7 @@
           <w:b/>
           <w:i/>
           <w:color w:val="FF0000"/>
+          <w:sz w:val="24"/>
         </w:rPr>
         <w:t>Прохальна єктенія</w:t>
       </w:r>
@@ -3787,7 +3731,6 @@
           <w:color w:val="FF4400"/>
           <w:sz w:val="24"/>
         </w:rPr>
-        <w:lastRenderedPageBreak/>
         <w:t>Вірні:</w:t>
       </w:r>
       <w:r>
@@ -4186,7 +4129,7 @@
     </w:p>
     <w:p>
       <w:pPr>
-        <w:pStyle w:val="2"/>
+        <w:pStyle w:val="Heading2"/>
         <w:spacing w:before="0" w:after="120"/>
         <w:jc w:val="center"/>
         <w:rPr>
@@ -4290,7 +4233,6 @@
           <w:sz w:val="24"/>
           <w:szCs w:val="24"/>
         </w:rPr>
-        <w:lastRenderedPageBreak/>
         <w:t>З архангелами прославмо воскресіння Христове,* бо він - наш визволитель і спаситель душ наших,* що зі славою дивною і могутньою силою* знову прийде судити світ, що його він створив.</w:t>
       </w:r>
     </w:p>
@@ -4407,7 +4349,7 @@
     </w:p>
     <w:p>
       <w:pPr>
-        <w:pStyle w:val="3"/>
+        <w:pStyle w:val="Heading3"/>
         <w:spacing w:before="0" w:after="120"/>
         <w:jc w:val="center"/>
         <w:rPr>
@@ -4423,6 +4365,7 @@
           <w:b/>
           <w:i/>
           <w:color w:val="FF0000"/>
+          <w:sz w:val="24"/>
         </w:rPr>
         <w:t>Пісня Симеона</w:t>
       </w:r>
@@ -4639,7 +4582,7 @@
     </w:p>
     <w:p>
       <w:pPr>
-        <w:pStyle w:val="3"/>
+        <w:pStyle w:val="Heading3"/>
         <w:spacing w:before="0" w:after="120"/>
         <w:jc w:val="center"/>
         <w:rPr>
@@ -4655,6 +4598,7 @@
           <w:b/>
           <w:i/>
           <w:color w:val="FF0000"/>
+          <w:sz w:val="24"/>
         </w:rPr>
         <w:t>Тропарі</w:t>
       </w:r>
@@ -4815,7 +4759,7 @@
     </w:p>
     <w:p>
       <w:pPr>
-        <w:pStyle w:val="3"/>
+        <w:pStyle w:val="Heading3"/>
         <w:spacing w:before="0" w:after="120"/>
         <w:jc w:val="center"/>
         <w:rPr>
@@ -4830,8 +4774,8 @@
           <w:b/>
           <w:i/>
           <w:color w:val="FF0000"/>
-        </w:rPr>
-        <w:lastRenderedPageBreak/>
+          <w:sz w:val="24"/>
+        </w:rPr>
         <w:t>Ектенія усильного благання</w:t>
       </w:r>
       <w:r>
@@ -4839,6 +4783,7 @@
           <w:rFonts w:ascii="Times New Roman" w:eastAsia="Times New Roman" w:hAnsi="Times New Roman" w:cs="Times New Roman"/>
           <w:i/>
           <w:color w:val="FF0000"/>
+          <w:sz w:val="24"/>
         </w:rPr>
         <w:t>:</w:t>
       </w:r>
@@ -5070,7 +5015,7 @@
           <w:sz w:val="24"/>
           <w:u w:val="single"/>
         </w:rPr>
-        <w:t xml:space="preserve">[Господи, Боже наш! Згадай нас </w:t>
+        <w:t>[Господи, Боже наш! Згадай нас грішних і недостойних слуг Твоїх, коли призиваємо святе ім'я Твоє, і не осороми нас, коли очікуємо милости Твоєї, але вислухай, Господи, усі наші спасенні прохання, і вчини нас достойними любити і</w:t>
       </w:r>
       <w:r>
         <w:rPr>
@@ -5078,15 +5023,7 @@
           <w:sz w:val="24"/>
           <w:u w:val="single"/>
         </w:rPr>
-        <w:t>грішних і недостойних слуг Твоїх, коли призиваємо святе ім'я Твоє, і не осороми нас, коли очікуємо милости Твоєї, але вислухай, Господи, усі наші спасенні прохання, і вчини нас достойними любити і боятися Тебе від усього серця нашого і творити в усьому вол</w:t>
-      </w:r>
-      <w:r>
-        <w:rPr>
-          <w:rFonts w:ascii="Times New Roman" w:hAnsi="Times New Roman"/>
-          <w:sz w:val="24"/>
-          <w:u w:val="single"/>
-        </w:rPr>
-        <w:t>ю Твою.]</w:t>
+        <w:t xml:space="preserve"> боятися Тебе від усього серця нашого і творити в усьому волю Твою.]</w:t>
       </w:r>
     </w:p>
     <w:p>
@@ -5154,7 +5091,7 @@
     </w:p>
     <w:p>
       <w:pPr>
-        <w:pStyle w:val="2"/>
+        <w:pStyle w:val="Heading2"/>
         <w:spacing w:before="0" w:after="120"/>
         <w:jc w:val="center"/>
         <w:rPr>
@@ -5617,7 +5554,7 @@
     </w:p>
     <w:p>
       <w:pPr>
-        <w:pStyle w:val="1"/>
+        <w:pStyle w:val="Heading1"/>
         <w:spacing w:after="120"/>
         <w:jc w:val="center"/>
         <w:rPr>
@@ -5627,6 +5564,7 @@
       <w:r>
         <w:rPr>
           <w:rFonts w:ascii="Times New Roman" w:hAnsi="Times New Roman" w:cs="Times New Roman"/>
+          <w:sz w:val="24"/>
         </w:rPr>
         <w:t>УТРЕНЯ</w:t>
       </w:r>
@@ -5859,7 +5797,7 @@
     </w:p>
     <w:p>
       <w:pPr>
-        <w:pStyle w:val="2"/>
+        <w:pStyle w:val="Heading2"/>
         <w:spacing w:before="0" w:after="120"/>
         <w:jc w:val="center"/>
         <w:rPr>
@@ -6338,7 +6276,6 @@
           <w:sz w:val="24"/>
           <w:szCs w:val="24"/>
         </w:rPr>
-        <w:lastRenderedPageBreak/>
         <w:t>І ті, що на моє життя зазіхають, тенета наставляють,* і ті, що бажають мені нещастя, говорять про погибель, увесь час міркують лукаве.</w:t>
       </w:r>
     </w:p>
@@ -7019,7 +6956,6 @@
           <w:sz w:val="24"/>
           <w:szCs w:val="24"/>
         </w:rPr>
-        <w:lastRenderedPageBreak/>
         <w:t>Поміж мерцями моє ложе, немов убиті, що лежать у могилі,* що їх не згадуєш уже більше, що їх відтято від руки твоєї.</w:t>
       </w:r>
     </w:p>
@@ -7643,7 +7579,6 @@
           <w:sz w:val="24"/>
           <w:szCs w:val="24"/>
         </w:rPr>
-        <w:lastRenderedPageBreak/>
         <w:t>Господь на небі утвердив престол свій,* і царство його всім володіє.</w:t>
       </w:r>
     </w:p>
@@ -8030,7 +7965,7 @@
     </w:p>
     <w:p>
       <w:pPr>
-        <w:pStyle w:val="3"/>
+        <w:pStyle w:val="Heading3"/>
         <w:spacing w:before="0" w:after="120"/>
         <w:jc w:val="center"/>
         <w:rPr>
@@ -8046,6 +7981,7 @@
           <w:b/>
           <w:i/>
           <w:color w:val="FF0000"/>
+          <w:sz w:val="24"/>
         </w:rPr>
         <w:t>Утренні молитви</w:t>
       </w:r>
@@ -8151,16 +8087,7 @@
           <w:color w:val="000000"/>
           <w:sz w:val="24"/>
         </w:rPr>
-        <w:t xml:space="preserve">Від ночі лине дух наш до Тебе, Боже, бо світлом є повеління Твої на землі. Навчи нас у страсі Твоєму виконувати правду й добро, бо Тебе славимо як правдивого Бога нашого. Прихили вухо своє і вислухай нас, і пом'яни, Господи, тих, що є та що моляться з нами, всіх по імені, і спаси їх силою Твоєю. Благослови людей Твоїх і освяти спадкоємство </w:t>
-      </w:r>
-      <w:r>
-        <w:rPr>
-          <w:rFonts w:ascii="Times New Roman" w:hAnsi="Times New Roman"/>
-          <w:color w:val="000000"/>
-          <w:sz w:val="24"/>
-        </w:rPr>
-        <w:lastRenderedPageBreak/>
-        <w:t>Твоє: мир світові Твоєму даруй, церквам Твоїм, Священникам, владі, і всім людям. Хай благословиться і прославляється всечесне і величне ім'я Твоє, Отця, і Сина, і Святого Духа, нині і повсякчас, і на віки віків. Амінь.</w:t>
+        <w:t>Від ночі лине дух наш до Тебе, Боже, бо світлом є повеління Твої на землі. Навчи нас у страсі Твоєму виконувати правду й добро, бо Тебе славимо як правдивого Бога нашого. Прихили вухо своє і вислухай нас, і пом'яни, Господи, тих, що є та що моляться з нами, всіх по імені, і спаси їх силою Твоєю. Благослови людей Твоїх і освяти спадкоємство Твоє: мир світові Твоєму даруй, церквам Твоїм, Священникам, владі, і всім людям. Хай благословиться і прославляється всечесне і величне ім'я Твоє, Отця, і Сина, і Святого Духа, нині і повсякчас, і на віки віків. Амінь.</w:t>
       </w:r>
     </w:p>
     <w:p>
@@ -8404,16 +8331,7 @@
           <w:color w:val="000000"/>
           <w:sz w:val="24"/>
         </w:rPr>
-        <w:t xml:space="preserve">Господи, Боже наш, що сонну неміч забрав від нас і покликав нас візванням святим, щоб і вночі підносити руки наші і прославляти Тебе за справедливі Твої присуди. Прийми благання наші, моління, визнавання, нічні служби і даруй нам, Боже, віру бездоганну, </w:t>
-      </w:r>
-      <w:r>
-        <w:rPr>
-          <w:rFonts w:ascii="Times New Roman" w:hAnsi="Times New Roman"/>
-          <w:color w:val="000000"/>
-          <w:sz w:val="24"/>
-        </w:rPr>
-        <w:lastRenderedPageBreak/>
-        <w:t>надію впевнену, любов нелицемірну. Благослови наші входи й виходи, вчинки, слова, діла й думки; і дай нам дочекатися початку дня, нам, що хвалять й оспівують, і благословлять добрість Твоєї несказанної сили, щоб було благословенне Твоє пресвяте ім'я і прославлене Твоє царство: Отця, і Сина, і Святого Духа, нині і повсякчас, і на віки віків. Амінь.</w:t>
+        <w:t>Господи, Боже наш, що сонну неміч забрав від нас і покликав нас візванням святим, щоб і вночі підносити руки наші і прославляти Тебе за справедливі Твої присуди. Прийми благання наші, моління, визнавання, нічні служби і даруй нам, Боже, віру бездоганну, надію впевнену, любов нелицемірну. Благослови наші входи й виходи, вчинки, слова, діла й думки; і дай нам дочекатися початку дня, нам, що хвалять й оспівують, і благословлять добрість Твоєї несказанної сили, щоб було благословенне Твоє пресвяте ім'я і прославлене Твоє царство: Отця, і Сина, і Святого Духа, нині і повсякчас, і на віки віків. Амінь.</w:t>
       </w:r>
     </w:p>
     <w:p>
@@ -8449,23 +8367,31 @@
           <w:color w:val="FF0000"/>
           <w:sz w:val="24"/>
         </w:rPr>
-        <w:t>10.</w:t>
-      </w:r>
-      <w:r>
-        <w:rPr>
-          <w:rFonts w:ascii="Times New Roman" w:hAnsi="Times New Roman"/>
-          <w:color w:val="000000"/>
-          <w:sz w:val="24"/>
-        </w:rPr>
-        <w:t xml:space="preserve"> Боже, Боже наш! Ти сотворив розумні й духовні сили Своєю волею. Тебе просимо й Тобі молимося: Прийми наші посильні величання з усіма Твоїми творіннями і збагати щедрими даруваннями Твоєї ласки. Бо перед Тобою згинається всяке коліно: на небі, на землі </w:t>
-      </w:r>
-      <w:r>
-        <w:rPr>
-          <w:rFonts w:ascii="Times New Roman" w:hAnsi="Times New Roman"/>
-          <w:color w:val="000000"/>
-          <w:sz w:val="24"/>
-        </w:rPr>
-        <w:t>й під землею, і все, що живе, і все створіння оспівує неосяжну Твою славу, бо Ти Бог правдивий і вельми милостивий. Тебе бо хвалять усі небесні сили, і Тобі славу возсилаємо: Отцю, і Сину, і Святому Духові, нині і повсякчас, і на віки віків. Амінь.</w:t>
+        <w:t>10</w:t>
+      </w:r>
+      <w:r>
+        <w:rPr>
+          <w:rFonts w:ascii="Times New Roman" w:hAnsi="Times New Roman"/>
+          <w:color w:val="FF0000"/>
+          <w:sz w:val="24"/>
+        </w:rPr>
+        <w:t>.</w:t>
+      </w:r>
+      <w:r>
+        <w:rPr>
+          <w:rFonts w:ascii="Times New Roman" w:hAnsi="Times New Roman"/>
+          <w:color w:val="000000"/>
+          <w:sz w:val="24"/>
+        </w:rPr>
+        <w:t xml:space="preserve"> Боже, Боже наш! Ти сотворив розумні й духовні сили Своєю волею. Тебе просимо й Тобі молимося: Прийми наші посильні величання з усіма Твоїми творіннями і збагати щедрими даруваннями Твоєї ласки. Бо перед Тобою згинається всяке коліно: на небі, на землі й </w:t>
+      </w:r>
+      <w:r>
+        <w:rPr>
+          <w:rFonts w:ascii="Times New Roman" w:hAnsi="Times New Roman"/>
+          <w:color w:val="000000"/>
+          <w:sz w:val="24"/>
+        </w:rPr>
+        <w:t>під землею, і все, що живе, і все створіння оспівує неосяжну Твою славу, бо Ти Бог правдивий і вельми милостивий. Тебе бо хвалять усі небесні сили, і Тобі славу возсилаємо: Отцю, і Сину, і Святому Духові, нині і повсякчас, і на віки віків. Амінь.</w:t>
       </w:r>
     </w:p>
     <w:p>
@@ -8534,7 +8460,7 @@
     </w:p>
     <w:p>
       <w:pPr>
-        <w:pStyle w:val="2"/>
+        <w:pStyle w:val="Heading2"/>
         <w:spacing w:before="0" w:after="120"/>
         <w:jc w:val="center"/>
         <w:rPr>
@@ -8795,7 +8721,6 @@
           <w:color w:val="000000"/>
           <w:sz w:val="24"/>
         </w:rPr>
-        <w:lastRenderedPageBreak/>
         <w:t>За Богом бережений народ наш, за правління і все військо Господеві помолімся.</w:t>
       </w:r>
     </w:p>
@@ -9182,7 +9107,7 @@
     </w:p>
     <w:p>
       <w:pPr>
-        <w:pStyle w:val="3"/>
+        <w:pStyle w:val="Heading3"/>
         <w:spacing w:before="0" w:after="120"/>
         <w:jc w:val="center"/>
         <w:rPr>
@@ -9197,6 +9122,7 @@
           <w:b/>
           <w:i/>
           <w:color w:val="FF0000"/>
+          <w:sz w:val="24"/>
         </w:rPr>
         <w:t>Бог Господь...</w:t>
       </w:r>
@@ -9205,6 +9131,7 @@
           <w:rFonts w:ascii="Times New Roman" w:eastAsia="Times New Roman" w:hAnsi="Times New Roman" w:cs="Times New Roman"/>
           <w:i/>
           <w:color w:val="FF0000"/>
+          <w:sz w:val="24"/>
         </w:rPr>
         <w:t xml:space="preserve"> (Пс. 117) на глас 2:</w:t>
       </w:r>
@@ -9400,25 +9327,16 @@
     </w:p>
     <w:p>
       <w:pPr>
-        <w:pStyle w:val="3"/>
-        <w:spacing w:before="0" w:after="120"/>
-        <w:jc w:val="center"/>
-        <w:rPr>
-          <w:rFonts w:ascii="Times New Roman" w:eastAsia="Times New Roman" w:hAnsi="Times New Roman" w:cs="Times New Roman"/>
-          <w:b/>
-          <w:i/>
-          <w:color w:val="FF0000"/>
-        </w:rPr>
-      </w:pPr>
-      <w:r>
-        <w:rPr>
-          <w:rFonts w:ascii="Times New Roman" w:eastAsia="Times New Roman" w:hAnsi="Times New Roman" w:cs="Times New Roman"/>
-          <w:b/>
-          <w:i/>
-          <w:color w:val="FF0000"/>
-        </w:rPr>
-        <w:t>Тропарі</w:t>
-      </w:r>
+        <w:spacing w:after="120"/>
+        <w:jc w:val="both"/>
+        <w:rPr>
+          <w:rFonts w:ascii="Times New Roman" w:hAnsi="Times New Roman" w:cs="Times New Roman"/>
+          <w:i/>
+          <w:color w:val="FF0000"/>
+          <w:sz w:val="24"/>
+          <w:szCs w:val="24"/>
+        </w:rPr>
+      </w:pPr>
     </w:p>
     <w:p>
       <w:pPr>
@@ -9504,7 +9422,6 @@
           <w:sz w:val="24"/>
           <w:szCs w:val="24"/>
         </w:rPr>
-        <w:lastRenderedPageBreak/>
         <w:t>Слава:</w:t>
       </w:r>
       <w:r>
@@ -9595,7 +9512,7 @@
     </w:p>
     <w:p>
       <w:pPr>
-        <w:pStyle w:val="3"/>
+        <w:pStyle w:val="Heading3"/>
         <w:spacing w:before="0" w:after="120"/>
         <w:jc w:val="center"/>
         <w:rPr>
@@ -9610,6 +9527,7 @@
           <w:b/>
           <w:i/>
           <w:color w:val="FF0000"/>
+          <w:sz w:val="24"/>
         </w:rPr>
         <w:t>Мала єктенія</w:t>
       </w:r>
@@ -9794,7 +9712,7 @@
     </w:p>
     <w:p>
       <w:pPr>
-        <w:pStyle w:val="3"/>
+        <w:pStyle w:val="Heading3"/>
         <w:spacing w:before="0" w:after="120"/>
         <w:jc w:val="center"/>
         <w:rPr>
@@ -9810,6 +9728,7 @@
           <w:b/>
           <w:i/>
           <w:color w:val="FF0000"/>
+          <w:sz w:val="24"/>
         </w:rPr>
         <w:t>Перший сідальний</w:t>
       </w:r>
@@ -9885,7 +9804,7 @@
     </w:p>
     <w:p>
       <w:pPr>
-        <w:pStyle w:val="3"/>
+        <w:pStyle w:val="Heading3"/>
         <w:spacing w:before="0" w:after="120"/>
         <w:jc w:val="center"/>
         <w:rPr>
@@ -9900,6 +9819,7 @@
           <w:b/>
           <w:i/>
           <w:color w:val="FF0000"/>
+          <w:sz w:val="24"/>
         </w:rPr>
         <w:t>Мала єктенія</w:t>
       </w:r>
@@ -10026,17 +9946,7 @@
           <w:szCs w:val="24"/>
           <w:u w:val="single"/>
         </w:rPr>
-        <w:t xml:space="preserve">[Боже й Отче Господа нашого Ісуса Христа! Ти підніс нас з постелі нашої і зібрав на годину молитви. Дай нам ласку відкрити уста наші і прийми наші подяки, що в наших силах, і навчи нас установ твоїх. Бо молитися як слід не вміємо, якщо ти, Господи, святим </w:t>
-      </w:r>
-      <w:r>
-        <w:rPr>
-          <w:rFonts w:ascii="Times New Roman" w:hAnsi="Times New Roman" w:cs="Times New Roman"/>
-          <w:sz w:val="24"/>
-          <w:szCs w:val="24"/>
-          <w:u w:val="single"/>
-        </w:rPr>
-        <w:lastRenderedPageBreak/>
-        <w:t>твоїм Духом не навчиш нас. Тому молимося тобі: Даруй і прости, якщо ми згрішили аж дотеперішньої години словом або ділом, або думкою, добровільно або недобровільно. Бо коли на провини будеш дивитися, Господи, Господи, то хто встоїться, бо в тебе є прощення. Ти один святий, допоміжник сильний, захисник життя нашого, і тебе ми завжди оспівуватимемо.]</w:t>
+        <w:t>[Боже й Отче Господа нашого Ісуса Христа! Ти підніс нас з постелі нашої і зібрав на годину молитви. Дай нам ласку відкрити уста наші і прийми наші подяки, що в наших силах, і навчи нас установ твоїх. Бо молитися як слід не вміємо, якщо ти, Господи, святим твоїм Духом не навчиш нас. Тому молимося тобі: Даруй і прости, якщо ми згрішили аж дотеперішньої години словом або ділом, або думкою, добровільно або недобровільно. Бо коли на провини будеш дивитися, Господи, Господи, то хто встоїться, бо в тебе є прощення. Ти один святий, допоміжник сильний, захисник життя нашого, і тебе ми завжди оспівуватимемо.]</w:t>
       </w:r>
     </w:p>
     <w:p>
@@ -10101,7 +10011,7 @@
     </w:p>
     <w:p>
       <w:pPr>
-        <w:pStyle w:val="3"/>
+        <w:pStyle w:val="Heading3"/>
         <w:spacing w:before="0" w:after="120"/>
         <w:jc w:val="center"/>
         <w:rPr>
@@ -10117,6 +10027,7 @@
           <w:b/>
           <w:i/>
           <w:color w:val="FF0000"/>
+          <w:sz w:val="24"/>
         </w:rPr>
         <w:t>Другий сідальний</w:t>
       </w:r>
@@ -10202,7 +10113,7 @@
     </w:p>
     <w:p>
       <w:pPr>
-        <w:pStyle w:val="3"/>
+        <w:pStyle w:val="Heading3"/>
         <w:spacing w:before="0" w:after="120"/>
         <w:jc w:val="center"/>
         <w:rPr>
@@ -10218,6 +10129,7 @@
           <w:b/>
           <w:i/>
           <w:color w:val="FF0000"/>
+          <w:sz w:val="24"/>
         </w:rPr>
         <w:t>Воскресіння Христове</w:t>
       </w:r>
@@ -10266,7 +10178,7 @@
     </w:p>
     <w:p>
       <w:pPr>
-        <w:pStyle w:val="3"/>
+        <w:pStyle w:val="Heading3"/>
         <w:spacing w:before="0" w:after="120"/>
         <w:jc w:val="center"/>
         <w:rPr>
@@ -10282,6 +10194,7 @@
           <w:b/>
           <w:i/>
           <w:color w:val="FF0000"/>
+          <w:sz w:val="24"/>
         </w:rPr>
         <w:t>Псалом 50</w:t>
       </w:r>
@@ -10568,7 +10481,6 @@
           <w:sz w:val="24"/>
           <w:szCs w:val="24"/>
         </w:rPr>
-        <w:lastRenderedPageBreak/>
         <w:t>Визволь мене від вини крови, Боже, Боже спасіння мого,* і язик мій радісно прославить справедливість твою.</w:t>
       </w:r>
     </w:p>
@@ -10695,7 +10607,7 @@
     </w:p>
     <w:p>
       <w:pPr>
-        <w:pStyle w:val="2"/>
+        <w:pStyle w:val="Heading2"/>
         <w:spacing w:before="0" w:after="120"/>
         <w:jc w:val="center"/>
         <w:rPr>
@@ -11204,7 +11116,6 @@
           <w:sz w:val="24"/>
           <w:szCs w:val="24"/>
         </w:rPr>
-        <w:lastRenderedPageBreak/>
         <w:t>Стих:</w:t>
       </w:r>
       <w:r>
@@ -11321,7 +11232,7 @@
     </w:p>
     <w:p>
       <w:pPr>
-        <w:pStyle w:val="3"/>
+        <w:pStyle w:val="Heading3"/>
         <w:spacing w:before="0" w:after="120"/>
         <w:jc w:val="center"/>
         <w:rPr>
@@ -11336,6 +11247,7 @@
           <w:b/>
           <w:i/>
           <w:color w:val="FF0000"/>
+          <w:sz w:val="24"/>
         </w:rPr>
         <w:t>Мала єктенія</w:t>
       </w:r>
@@ -11455,7 +11367,7 @@
           <w:sz w:val="24"/>
           <w:u w:val="single"/>
         </w:rPr>
-        <w:t>[Господи, Боже наш, що сонну неміч забрав від нас і покликав нас візванням святим, щоб і вночі підносити руки наші і прославляти Тебе за справедливі Твої присуди. П</w:t>
+        <w:t>[Господи, Боже наш, що сонну неміч забрав від нас і покликав нас візванням святим, щоб і вночі підносити руки наші і прославляти Тебе за спра</w:t>
       </w:r>
       <w:r>
         <w:rPr>
@@ -11463,7 +11375,7 @@
           <w:sz w:val="24"/>
           <w:u w:val="single"/>
         </w:rPr>
-        <w:t>рийми благання наші, моління, визнавання, нічні служби і даруй нам, Боже, віру бездоганну, надію впевнену, любов нелицемірну. Благослови наші входи й виходи, вчинки, слова, діла й думки; і дай нам дочекатися початку дня, нам, що хвалять й оспівують, і благ</w:t>
+        <w:t>ведливі Твої присуди. Прийми благання наші, моління, визнавання, нічні служби і даруй нам, Боже, віру бездоганну, надію впевнену, любов нелицемірну. Благослови наші входи й виходи, вчинки, слова, діла й думки; і дай нам дочекатися початку дня, нам, що хвал</w:t>
       </w:r>
       <w:r>
         <w:rPr>
@@ -11471,7 +11383,7 @@
           <w:sz w:val="24"/>
           <w:u w:val="single"/>
         </w:rPr>
-        <w:t>ословлять добрість Твоєї несказанної сили]</w:t>
+        <w:t>ять й оспівують, і благословлять добрість Твоєї несказанної сили]</w:t>
       </w:r>
     </w:p>
     <w:p>
@@ -11801,7 +11713,6 @@
           <w:sz w:val="24"/>
           <w:szCs w:val="24"/>
         </w:rPr>
-        <w:lastRenderedPageBreak/>
         <w:t xml:space="preserve">Слава: </w:t>
       </w:r>
       <w:r>
@@ -12553,7 +12464,6 @@
           <w:sz w:val="24"/>
           <w:szCs w:val="24"/>
         </w:rPr>
-        <w:lastRenderedPageBreak/>
         <w:t xml:space="preserve">І нині: </w:t>
       </w:r>
       <w:r>
@@ -12579,7 +12489,7 @@
     </w:p>
     <w:p>
       <w:pPr>
-        <w:pStyle w:val="3"/>
+        <w:pStyle w:val="Heading3"/>
         <w:spacing w:before="0" w:after="120"/>
         <w:jc w:val="center"/>
         <w:rPr>
@@ -12594,6 +12504,7 @@
           <w:b/>
           <w:i/>
           <w:color w:val="FF0000"/>
+          <w:sz w:val="24"/>
         </w:rPr>
         <w:t>Мала єктенія</w:t>
       </w:r>
@@ -13077,7 +12988,6 @@
           <w:sz w:val="24"/>
           <w:szCs w:val="24"/>
         </w:rPr>
-        <w:lastRenderedPageBreak/>
         <w:t xml:space="preserve">І нині: </w:t>
       </w:r>
       <w:r>
@@ -13297,7 +13207,7 @@
     </w:p>
     <w:p>
       <w:pPr>
-        <w:pStyle w:val="3"/>
+        <w:pStyle w:val="Heading3"/>
         <w:spacing w:before="0" w:after="120"/>
         <w:jc w:val="center"/>
         <w:rPr>
@@ -13313,6 +13223,7 @@
           <w:b/>
           <w:i/>
           <w:color w:val="FF0000"/>
+          <w:sz w:val="24"/>
         </w:rPr>
         <w:t>Пісня Богородиці</w:t>
       </w:r>
@@ -13698,7 +13609,6 @@
           <w:sz w:val="24"/>
           <w:szCs w:val="24"/>
         </w:rPr>
-        <w:lastRenderedPageBreak/>
         <w:t>Пребожественний, як всесильний,* чудесно випорожнив ненаситну адову утробу* і негайно воскрес у славі* та з'явився святим апостолам.* Йому, з Отцем і Духом, - поклонімся.</w:t>
       </w:r>
     </w:p>
@@ -13791,7 +13701,7 @@
     </w:p>
     <w:p>
       <w:pPr>
-        <w:pStyle w:val="3"/>
+        <w:pStyle w:val="Heading3"/>
         <w:spacing w:before="0" w:after="120"/>
         <w:jc w:val="center"/>
         <w:rPr>
@@ -13806,6 +13716,7 @@
           <w:b/>
           <w:i/>
           <w:color w:val="FF0000"/>
+          <w:sz w:val="24"/>
         </w:rPr>
         <w:t>Мала єктенія</w:t>
       </w:r>
@@ -13925,7 +13836,7 @@
           <w:sz w:val="24"/>
           <w:u w:val="single"/>
         </w:rPr>
-        <w:t xml:space="preserve">[Боже, Боже наш! Ти сотворив розумні й духовні сили Своєю волею. Тебе просимо й Тобі молимося: Прийми наші посильні величання з усіма Твоїми творіннями і збагати щедрими даруваннями Твоєї ласки. Бо перед Тобою згинається всяке коліно: на </w:t>
+        <w:t>[Боже, Боже наш! Ти сотворив розумні й духовні сили Своєю волею. Тебе просимо й Тобі молимося: Прийми наші посильні величання з усіма Твоїми творіннями і збагати щедрими даруваннями Твоєї ласки. Бо перед Тобою згинається всяке коліно: на небі, на землі й п</w:t>
       </w:r>
       <w:r>
         <w:rPr>
@@ -13933,7 +13844,7 @@
           <w:sz w:val="24"/>
           <w:u w:val="single"/>
         </w:rPr>
-        <w:t>небі, на землі й під землею, і все, що живе, і все створіння оспівує неосяжну Твою славу, бо Ти Бог правдивий і вельми милостивий.]</w:t>
+        <w:t>ід землею, і все, що живе, і все створіння оспівує неосяжну Твою славу, бо Ти Бог правдивий і вельми милостивий.]</w:t>
       </w:r>
     </w:p>
     <w:p>
@@ -14026,7 +13937,7 @@
     </w:p>
     <w:p>
       <w:pPr>
-        <w:pStyle w:val="3"/>
+        <w:pStyle w:val="Heading3"/>
         <w:spacing w:before="0" w:after="120"/>
         <w:jc w:val="center"/>
         <w:rPr>
@@ -14040,6 +13951,7 @@
           <w:b/>
           <w:i/>
           <w:color w:val="FF0000"/>
+          <w:sz w:val="24"/>
         </w:rPr>
         <w:t>Світильний</w:t>
       </w:r>
@@ -14048,6 +13960,7 @@
           <w:rFonts w:ascii="Times New Roman" w:eastAsia="Times New Roman" w:hAnsi="Times New Roman" w:cs="Times New Roman"/>
           <w:i/>
           <w:color w:val="FF0000"/>
+          <w:sz w:val="24"/>
         </w:rPr>
         <w:t>:</w:t>
       </w:r>
@@ -14116,7 +14029,7 @@
     </w:p>
     <w:p>
       <w:pPr>
-        <w:pStyle w:val="2"/>
+        <w:pStyle w:val="Heading2"/>
         <w:spacing w:before="0" w:after="120"/>
         <w:jc w:val="center"/>
         <w:rPr>
@@ -14276,7 +14189,6 @@
           <w:sz w:val="24"/>
           <w:szCs w:val="24"/>
         </w:rPr>
-        <w:lastRenderedPageBreak/>
         <w:t>Поставив їх на віки віків* і дав закон, що не перейде.</w:t>
       </w:r>
     </w:p>
@@ -14761,7 +14673,7 @@
     </w:p>
     <w:p>
       <w:pPr>
-        <w:pStyle w:val="3"/>
+        <w:pStyle w:val="Heading3"/>
         <w:spacing w:before="0" w:after="120"/>
         <w:jc w:val="center"/>
         <w:rPr>
@@ -14777,6 +14689,7 @@
           <w:b/>
           <w:i/>
           <w:color w:val="FF0000"/>
+          <w:sz w:val="24"/>
         </w:rPr>
         <w:t>Мале славослов'я</w:t>
       </w:r>
@@ -14855,7 +14768,6 @@
           <w:sz w:val="24"/>
           <w:szCs w:val="24"/>
         </w:rPr>
-        <w:lastRenderedPageBreak/>
         <w:t>Вірні:</w:t>
       </w:r>
       <w:r>
@@ -15298,7 +15210,7 @@
     </w:p>
     <w:p>
       <w:pPr>
-        <w:pStyle w:val="3"/>
+        <w:pStyle w:val="Heading3"/>
         <w:spacing w:before="0" w:after="120"/>
         <w:jc w:val="center"/>
         <w:rPr>
@@ -15314,6 +15226,7 @@
           <w:b/>
           <w:i/>
           <w:color w:val="FF0000"/>
+          <w:sz w:val="24"/>
         </w:rPr>
         <w:t>Прохальна єктенія:</w:t>
       </w:r>
@@ -15524,7 +15437,6 @@
           <w:rFonts w:ascii="Times New Roman" w:hAnsi="Times New Roman"/>
           <w:sz w:val="24"/>
         </w:rPr>
-        <w:lastRenderedPageBreak/>
         <w:t>Доброго й пожиточного для душ наших і миру для світу у Господа просім.</w:t>
       </w:r>
     </w:p>
@@ -15973,7 +15885,7 @@
     </w:p>
     <w:p>
       <w:pPr>
-        <w:pStyle w:val="2"/>
+        <w:pStyle w:val="Heading2"/>
         <w:spacing w:before="0" w:after="120"/>
         <w:jc w:val="center"/>
         <w:rPr>
@@ -16105,7 +16017,6 @@
           <w:sz w:val="24"/>
           <w:szCs w:val="24"/>
         </w:rPr>
-        <w:lastRenderedPageBreak/>
         <w:t>Приготувавши цінне миро, першого дня по суботі,* коли ще було темно;* мироносиці прийшли на гріб твій, Христе,* щоб намастити пречисте й божественне твоє тіло.* А довідавшись про твоє воскресіння,* поспішили, щоб повідомити твоїх приятелів.* Тоді, вийшовши з гробу, ти їх зустрів і з любов'ю до них кликнув: Радуйтеся!</w:t>
       </w:r>
     </w:p>
@@ -16467,7 +16378,7 @@
     </w:p>
     <w:p>
       <w:pPr>
-        <w:pStyle w:val="3"/>
+        <w:pStyle w:val="Heading3"/>
         <w:spacing w:before="0" w:after="120"/>
         <w:jc w:val="center"/>
         <w:rPr>
@@ -16483,6 +16394,7 @@
           <w:b/>
           <w:i/>
           <w:color w:val="FF0000"/>
+          <w:sz w:val="24"/>
         </w:rPr>
         <w:t>Тропарі</w:t>
       </w:r>
@@ -16599,7 +16511,6 @@
           <w:sz w:val="24"/>
           <w:szCs w:val="24"/>
         </w:rPr>
-        <w:lastRenderedPageBreak/>
         <w:t>І нині</w:t>
       </w:r>
       <w:r>
@@ -16644,7 +16555,7 @@
     </w:p>
     <w:p>
       <w:pPr>
-        <w:pStyle w:val="3"/>
+        <w:pStyle w:val="Heading3"/>
         <w:spacing w:before="0" w:after="120"/>
         <w:jc w:val="center"/>
         <w:rPr>
@@ -16659,6 +16570,7 @@
           <w:b/>
           <w:i/>
           <w:color w:val="FF0000"/>
+          <w:sz w:val="24"/>
         </w:rPr>
         <w:t>Єктенія усильного благання</w:t>
       </w:r>
@@ -16667,6 +16579,7 @@
           <w:rFonts w:ascii="Times New Roman" w:eastAsia="Times New Roman" w:hAnsi="Times New Roman" w:cs="Times New Roman"/>
           <w:b/>
           <w:color w:val="FF0000"/>
+          <w:sz w:val="24"/>
         </w:rPr>
         <w:t>:</w:t>
       </w:r>
@@ -16950,7 +16863,7 @@
     </w:p>
     <w:p>
       <w:pPr>
-        <w:pStyle w:val="2"/>
+        <w:pStyle w:val="Heading2"/>
         <w:spacing w:before="0" w:after="120"/>
         <w:jc w:val="center"/>
         <w:rPr>
@@ -17767,7 +17680,7 @@
     <w:lsdException w:name="Unresolved Mention" w:semiHidden="1" w:unhideWhenUsed="1"/>
     <w:lsdException w:name="Smart Link" w:semiHidden="1" w:unhideWhenUsed="1"/>
   </w:latentStyles>
-  <w:style w:type="paragraph" w:default="1" w:styleId="a">
+  <w:style w:type="paragraph" w:default="1" w:styleId="Normal">
     <w:name w:val="Normal"/>
     <w:qFormat/>
     <w:rsid w:val="00F536D8"/>
@@ -17776,11 +17689,11 @@
       <w:sz w:val="36"/>
     </w:rPr>
   </w:style>
-  <w:style w:type="paragraph" w:styleId="1">
+  <w:style w:type="paragraph" w:styleId="Heading1">
     <w:name w:val="heading 1"/>
-    <w:basedOn w:val="a"/>
-    <w:next w:val="a"/>
-    <w:link w:val="10"/>
+    <w:basedOn w:val="Normal"/>
+    <w:next w:val="Normal"/>
+    <w:link w:val="Heading1Char"/>
     <w:uiPriority w:val="9"/>
     <w:qFormat/>
     <w:rsid w:val="00F536D8"/>
@@ -17796,11 +17709,11 @@
       <w:szCs w:val="24"/>
     </w:rPr>
   </w:style>
-  <w:style w:type="paragraph" w:styleId="2">
+  <w:style w:type="paragraph" w:styleId="Heading2">
     <w:name w:val="heading 2"/>
-    <w:basedOn w:val="a"/>
-    <w:next w:val="a"/>
-    <w:link w:val="20"/>
+    <w:basedOn w:val="Normal"/>
+    <w:next w:val="Normal"/>
+    <w:link w:val="Heading2Char"/>
     <w:uiPriority w:val="9"/>
     <w:unhideWhenUsed/>
     <w:qFormat/>
@@ -17818,11 +17731,11 @@
       <w:szCs w:val="26"/>
     </w:rPr>
   </w:style>
-  <w:style w:type="paragraph" w:styleId="3">
+  <w:style w:type="paragraph" w:styleId="Heading3">
     <w:name w:val="heading 3"/>
-    <w:basedOn w:val="a"/>
-    <w:next w:val="a"/>
-    <w:link w:val="30"/>
+    <w:basedOn w:val="Normal"/>
+    <w:next w:val="Normal"/>
+    <w:link w:val="Heading3Char"/>
     <w:uiPriority w:val="9"/>
     <w:unhideWhenUsed/>
     <w:qFormat/>
@@ -17840,10 +17753,10 @@
       <w:szCs w:val="24"/>
     </w:rPr>
   </w:style>
-  <w:style w:type="paragraph" w:styleId="4">
+  <w:style w:type="paragraph" w:styleId="Heading4">
     <w:name w:val="heading 4"/>
-    <w:basedOn w:val="a"/>
-    <w:next w:val="a"/>
+    <w:basedOn w:val="Normal"/>
+    <w:next w:val="Normal"/>
     <w:uiPriority w:val="9"/>
     <w:semiHidden/>
     <w:unhideWhenUsed/>
@@ -17860,10 +17773,10 @@
       <w:szCs w:val="24"/>
     </w:rPr>
   </w:style>
-  <w:style w:type="paragraph" w:styleId="5">
+  <w:style w:type="paragraph" w:styleId="Heading5">
     <w:name w:val="heading 5"/>
-    <w:basedOn w:val="a"/>
-    <w:next w:val="a"/>
+    <w:basedOn w:val="Normal"/>
+    <w:next w:val="Normal"/>
     <w:uiPriority w:val="9"/>
     <w:semiHidden/>
     <w:unhideWhenUsed/>
@@ -17880,10 +17793,10 @@
       <w:szCs w:val="22"/>
     </w:rPr>
   </w:style>
-  <w:style w:type="paragraph" w:styleId="6">
+  <w:style w:type="paragraph" w:styleId="Heading6">
     <w:name w:val="heading 6"/>
-    <w:basedOn w:val="a"/>
-    <w:next w:val="a"/>
+    <w:basedOn w:val="Normal"/>
+    <w:next w:val="Normal"/>
     <w:uiPriority w:val="9"/>
     <w:semiHidden/>
     <w:unhideWhenUsed/>
@@ -17899,13 +17812,13 @@
       <w:sz w:val="20"/>
     </w:rPr>
   </w:style>
-  <w:style w:type="character" w:default="1" w:styleId="a0">
+  <w:style w:type="character" w:default="1" w:styleId="DefaultParagraphFont">
     <w:name w:val="Default Paragraph Font"/>
     <w:uiPriority w:val="1"/>
     <w:semiHidden/>
     <w:unhideWhenUsed/>
   </w:style>
-  <w:style w:type="table" w:default="1" w:styleId="a1">
+  <w:style w:type="table" w:default="1" w:styleId="TableNormal">
     <w:name w:val="Normal Table"/>
     <w:uiPriority w:val="99"/>
     <w:semiHidden/>
@@ -17920,16 +17833,16 @@
       </w:tblCellMar>
     </w:tblPr>
   </w:style>
-  <w:style w:type="numbering" w:default="1" w:styleId="a2">
+  <w:style w:type="numbering" w:default="1" w:styleId="NoList">
     <w:name w:val="No List"/>
     <w:uiPriority w:val="99"/>
     <w:semiHidden/>
     <w:unhideWhenUsed/>
   </w:style>
-  <w:style w:type="paragraph" w:styleId="a3">
+  <w:style w:type="paragraph" w:styleId="Title">
     <w:name w:val="Title"/>
-    <w:basedOn w:val="a"/>
-    <w:next w:val="a"/>
+    <w:basedOn w:val="Normal"/>
+    <w:next w:val="Normal"/>
     <w:uiPriority w:val="10"/>
     <w:qFormat/>
     <w:pPr>
@@ -17943,9 +17856,9 @@
       <w:szCs w:val="72"/>
     </w:rPr>
   </w:style>
-  <w:style w:type="character" w:customStyle="1" w:styleId="10">
-    <w:name w:val="Заголовок 1 Знак"/>
-    <w:link w:val="1"/>
+  <w:style w:type="character" w:customStyle="1" w:styleId="Heading1Char">
+    <w:name w:val="Heading 1 Char"/>
+    <w:link w:val="Heading1"/>
     <w:uiPriority w:val="99"/>
     <w:locked/>
     <w:rsid w:val="00F536D8"/>
@@ -17957,9 +17870,9 @@
       <w:szCs w:val="24"/>
     </w:rPr>
   </w:style>
-  <w:style w:type="character" w:customStyle="1" w:styleId="20">
-    <w:name w:val="Заголовок 2 Знак"/>
-    <w:link w:val="2"/>
+  <w:style w:type="character" w:customStyle="1" w:styleId="Heading2Char">
+    <w:name w:val="Heading 2 Char"/>
+    <w:link w:val="Heading2"/>
     <w:uiPriority w:val="99"/>
     <w:locked/>
     <w:rsid w:val="00E36909"/>
@@ -17971,9 +17884,9 @@
       <w:lang w:val="en-US"/>
     </w:rPr>
   </w:style>
-  <w:style w:type="character" w:customStyle="1" w:styleId="30">
-    <w:name w:val="Заголовок 3 Знак"/>
-    <w:link w:val="3"/>
+  <w:style w:type="character" w:customStyle="1" w:styleId="Heading3Char">
+    <w:name w:val="Heading 3 Char"/>
+    <w:link w:val="Heading3"/>
     <w:uiPriority w:val="99"/>
     <w:semiHidden/>
     <w:locked/>
@@ -17986,10 +17899,10 @@
       <w:lang w:val="en-US"/>
     </w:rPr>
   </w:style>
-  <w:style w:type="paragraph" w:styleId="a4">
+  <w:style w:type="paragraph" w:styleId="DocumentMap">
     <w:name w:val="Document Map"/>
-    <w:basedOn w:val="a"/>
-    <w:link w:val="a5"/>
+    <w:basedOn w:val="Normal"/>
+    <w:link w:val="DocumentMapChar"/>
     <w:uiPriority w:val="99"/>
     <w:semiHidden/>
     <w:rsid w:val="00BE02F8"/>
@@ -17999,9 +17912,9 @@
       <w:szCs w:val="24"/>
     </w:rPr>
   </w:style>
-  <w:style w:type="character" w:customStyle="1" w:styleId="a5">
-    <w:name w:val="Схема документа Знак"/>
-    <w:link w:val="a4"/>
+  <w:style w:type="character" w:customStyle="1" w:styleId="DocumentMapChar">
+    <w:name w:val="Document Map Char"/>
+    <w:link w:val="DocumentMap"/>
     <w:uiPriority w:val="99"/>
     <w:semiHidden/>
     <w:locked/>
@@ -18025,10 +17938,10 @@
       <w:szCs w:val="36"/>
     </w:rPr>
   </w:style>
-  <w:style w:type="paragraph" w:styleId="a6">
+  <w:style w:type="paragraph" w:styleId="Subtitle">
     <w:name w:val="Subtitle"/>
-    <w:basedOn w:val="a"/>
-    <w:next w:val="a"/>
+    <w:basedOn w:val="Normal"/>
+    <w:next w:val="Normal"/>
     <w:uiPriority w:val="11"/>
     <w:qFormat/>
     <w:pPr>
